--- a/docs/Stanevich_resume.docx
+++ b/docs/Stanevich_resume.docx
@@ -32,80 +32,38 @@
         <w:spacing w:after="0"/>
       </w:pPr>
       <w:r>
-        <w:t xml:space="preserve">Aerospace </w:t>
-      </w:r>
-      <w:r>
-        <w:t>Engineer</w:t>
-      </w:r>
-      <w:r>
-        <w:t xml:space="preserve"> </w:t>
-      </w:r>
-      <w:r>
-        <w:t>with</w:t>
-      </w:r>
-      <w:r>
-        <w:t xml:space="preserve"> research</w:t>
-      </w:r>
-      <w:r>
-        <w:t xml:space="preserve"> </w:t>
-      </w:r>
-      <w:r>
-        <w:t>background</w:t>
-      </w:r>
-      <w:r>
-        <w:t>.</w:t>
-      </w:r>
-      <w:r>
-        <w:t xml:space="preserve"> </w:t>
-      </w:r>
-      <w:r>
-        <w:t xml:space="preserve">Looking </w:t>
-      </w:r>
-      <w:r>
-        <w:t>for a</w:t>
-      </w:r>
-      <w:r>
-        <w:t xml:space="preserve"> dynamic</w:t>
-      </w:r>
-      <w:r>
-        <w:t xml:space="preserve"> role</w:t>
-      </w:r>
-      <w:r>
-        <w:t xml:space="preserve"> with </w:t>
-      </w:r>
-      <w:r>
-        <w:t xml:space="preserve">a </w:t>
-      </w:r>
-      <w:r>
-        <w:t>math and physics</w:t>
-      </w:r>
-      <w:r>
-        <w:t xml:space="preserve"> </w:t>
-      </w:r>
-      <w:r>
-        <w:t>focus</w:t>
-      </w:r>
-      <w:r>
-        <w:t xml:space="preserve">. </w:t>
-      </w:r>
-      <w:r>
-        <w:t xml:space="preserve">I'm a generalist that can learn quickly and dig into problems. </w:t>
-      </w:r>
-      <w:r>
-        <w:t>I have experience with GNC, stereo vision, simulation, data analysis, spacecraft electric propulsion, testing, systems engineering, qualification, and solar cells.</w:t>
-      </w:r>
-      <w:r>
-        <w:t xml:space="preserve"> </w:t>
-      </w:r>
-      <w:r>
-        <w:t xml:space="preserve">Willing </w:t>
-      </w:r>
-      <w:r>
-        <w:t xml:space="preserve">to </w:t>
-      </w:r>
-      <w:r>
-        <w:t>travel and relocate.</w:t>
-      </w:r>
+        <w:t>Aerospace Engineer with a background in satellite</w:t>
+      </w:r>
+      <w:r>
+        <w:t>s, high energy projects</w:t>
+      </w:r>
+      <w:r>
+        <w:t xml:space="preserve">, </w:t>
+      </w:r>
+      <w:r>
+        <w:t xml:space="preserve">and </w:t>
+      </w:r>
+      <w:r>
+        <w:t xml:space="preserve">systems engineering. Experienced in payload integration, hardware-in-the-loop testing, Python programming, </w:t>
+      </w:r>
+      <w:r>
+        <w:t xml:space="preserve">systems </w:t>
+      </w:r>
+      <w:r>
+        <w:t>modeling</w:t>
+      </w:r>
+      <w:r>
+        <w:t>,</w:t>
+      </w:r>
+      <w:r>
+        <w:t xml:space="preserve"> and simulation. Eager to apply my technical expertise to impactful programs and collaborate with innovative teams. Willing to travel and relocate.</w:t>
+      </w:r>
+    </w:p>
+    <w:p>
+      <w:pPr>
+        <w:pStyle w:val="TextBody"/>
+        <w:spacing w:after="0"/>
+      </w:pPr>
     </w:p>
     <w:p>
       <w:pPr>
@@ -292,6 +250,13 @@
           <w:iCs/>
         </w:rPr>
         <w:t>Qualification</w:t>
+      </w:r>
+      <w:r>
+        <w:rPr>
+          <w:i/>
+          <w:iCs/>
+        </w:rPr>
+        <w:t xml:space="preserve"> and Reliability</w:t>
       </w:r>
     </w:p>
     <w:p>
@@ -305,37 +270,7 @@
         <w:ind w:left="360" w:hanging="180"/>
       </w:pPr>
       <w:r>
-        <w:t>Ran the center of excellence for electrostatic discharge and atomic oxygen</w:t>
-      </w:r>
-      <w:r>
-        <w:t xml:space="preserve"> </w:t>
-      </w:r>
-      <w:r>
-        <w:t>effects</w:t>
-      </w:r>
-      <w:r>
-        <w:t>.</w:t>
-      </w:r>
-      <w:r>
-        <w:t xml:space="preserve"> </w:t>
-      </w:r>
-      <w:r>
-        <w:t xml:space="preserve">A deeper understanding of these effects was required to make solar cell improvements. </w:t>
-      </w:r>
-      <w:r>
-        <w:t>I</w:t>
-      </w:r>
-      <w:r>
-        <w:t>ndustry experts w</w:t>
-      </w:r>
-      <w:r>
-        <w:t>ere</w:t>
-      </w:r>
-      <w:r>
-        <w:t xml:space="preserve"> assembled to provide guidance and experimentation.</w:t>
-      </w:r>
-      <w:r>
-        <w:t xml:space="preserve"> This effort resulted in detailed guidelines for product design and future technology testing.</w:t>
+        <w:t>Led qualification efforts for emerging solar cell technologies, ensuring compliance with industry standards and customer requirements.</w:t>
       </w:r>
     </w:p>
     <w:p>
@@ -349,46 +284,37 @@
         <w:ind w:left="360" w:hanging="180"/>
       </w:pPr>
       <w:r>
-        <w:t xml:space="preserve">Executed </w:t>
-      </w:r>
-      <w:r>
-        <w:t>the q</w:t>
-      </w:r>
-      <w:r>
-        <w:t>ualification</w:t>
-      </w:r>
-      <w:r>
-        <w:t xml:space="preserve"> efforts for upcoming solar cell technologies.</w:t>
-      </w:r>
-      <w:r>
-        <w:t xml:space="preserve"> Before these products could be sold, they needed to </w:t>
-      </w:r>
-      <w:r>
-        <w:t>pass</w:t>
-      </w:r>
-      <w:r>
-        <w:t xml:space="preserve"> industry standard</w:t>
-      </w:r>
-      <w:r>
-        <w:t xml:space="preserve"> test</w:t>
-      </w:r>
-      <w:r>
-        <w:t xml:space="preserve">s and </w:t>
-      </w:r>
-      <w:r>
-        <w:t xml:space="preserve">have the FMEA risks burned down. </w:t>
-      </w:r>
-      <w:r>
-        <w:t>The results were included in q</w:t>
-      </w:r>
-      <w:r>
-        <w:t xml:space="preserve">ualification reports </w:t>
-      </w:r>
-      <w:r>
-        <w:t>intended for customers</w:t>
-      </w:r>
-      <w:r>
-        <w:t>.</w:t>
+        <w:t>Planned and executed testing campaigns, including electrical characterization, irradiation, thermal shock, and humidity exposure</w:t>
+      </w:r>
+      <w:r>
+        <w:t>. C</w:t>
+      </w:r>
+      <w:r>
+        <w:t>onsult</w:t>
+      </w:r>
+      <w:r>
+        <w:t xml:space="preserve">ed </w:t>
+      </w:r>
+      <w:r>
+        <w:t xml:space="preserve">with subject matter experts to ensure </w:t>
+      </w:r>
+      <w:r>
+        <w:t>“</w:t>
+      </w:r>
+      <w:r>
+        <w:t xml:space="preserve">test </w:t>
+      </w:r>
+      <w:r>
+        <w:t>like</w:t>
+      </w:r>
+      <w:r>
+        <w:t xml:space="preserve"> you fly</w:t>
+      </w:r>
+      <w:r>
+        <w:t>”</w:t>
+      </w:r>
+      <w:r>
+        <w:t xml:space="preserve"> principles were followed.</w:t>
       </w:r>
     </w:p>
     <w:p>
@@ -402,92 +328,33 @@
         <w:ind w:left="360" w:hanging="180"/>
       </w:pPr>
       <w:r>
-        <w:t xml:space="preserve">Scheduled and performed </w:t>
-      </w:r>
-      <w:r>
-        <w:t xml:space="preserve">uncommon </w:t>
-      </w:r>
-      <w:r>
-        <w:t>testing.</w:t>
+        <w:t xml:space="preserve">Developed schedules and coordinated resources to meet </w:t>
+      </w:r>
+      <w:proofErr w:type="gramStart"/>
+      <w:r>
+        <w:t>program</w:t>
+      </w:r>
+      <w:proofErr w:type="gramEnd"/>
+      <w:r>
+        <w:t xml:space="preserve"> milestones</w:t>
+      </w:r>
+      <w:r>
+        <w:t>.</w:t>
       </w:r>
       <w:r>
         <w:t xml:space="preserve"> </w:t>
       </w:r>
       <w:r>
-        <w:t>One-off</w:t>
-      </w:r>
-      <w:r>
-        <w:t xml:space="preserve"> tests </w:t>
-      </w:r>
-      <w:r>
-        <w:t>were needed to support new product development, approve changes in the production process, and address customer concerns</w:t>
-      </w:r>
-      <w:r>
-        <w:t xml:space="preserve">. These tests included irradiation (electron, proton, gamma, UV), outgassing, accelerated lifetime, </w:t>
-      </w:r>
-      <w:r>
-        <w:t xml:space="preserve">humidity, </w:t>
-      </w:r>
-      <w:r>
-        <w:t>and thermal shock.</w:t>
-      </w:r>
-    </w:p>
-    <w:p>
-      <w:pPr>
-        <w:pStyle w:val="TextBody"/>
-        <w:spacing w:after="0"/>
-      </w:pPr>
-    </w:p>
-    <w:p>
-      <w:pPr>
-        <w:pStyle w:val="TextBody"/>
-        <w:tabs>
-          <w:tab w:val="right" w:pos="10080"/>
-        </w:tabs>
-        <w:spacing w:after="0"/>
-        <w:rPr>
-          <w:b/>
-          <w:bCs/>
-        </w:rPr>
-      </w:pPr>
-      <w:r>
-        <w:rPr>
-          <w:b/>
-          <w:bCs/>
-        </w:rPr>
-        <w:t>Amazon (Project Kuiper) – Redmond, WA</w:t>
-      </w:r>
-      <w:r>
-        <w:rPr>
-          <w:b/>
-          <w:bCs/>
-        </w:rPr>
-        <w:tab/>
-        <w:t>2021-</w:t>
-      </w:r>
-      <w:r>
-        <w:rPr>
-          <w:b/>
-          <w:bCs/>
-        </w:rPr>
-        <w:t>2023</w:t>
-      </w:r>
-    </w:p>
-    <w:p>
-      <w:pPr>
-        <w:pStyle w:val="TextBody"/>
-        <w:spacing w:after="0"/>
-        <w:rPr>
-          <w:i/>
-          <w:iCs/>
-        </w:rPr>
-      </w:pPr>
-      <w:r>
-        <w:rPr>
-          <w:i/>
-          <w:iCs/>
-        </w:rPr>
-        <w:t>Systems Engineer – Satellite Avionics Testing</w:t>
+        <w:t>Collaborated</w:t>
+      </w:r>
+      <w:r>
+        <w:t xml:space="preserve"> with external labs to reduce costs and accelerate timelines while </w:t>
+      </w:r>
+      <w:r>
+        <w:t>maintaining quality</w:t>
+      </w:r>
+      <w:r>
+        <w:t>.</w:t>
       </w:r>
     </w:p>
     <w:p>
@@ -501,7 +368,16 @@
         <w:ind w:left="360" w:hanging="180"/>
       </w:pPr>
       <w:r>
-        <w:t>Defined requirements for unit acceptance testing. These requirements flow down from the design requirements and feed into the test automation software. If the design requirements are changed, then the software on the test systems are automatically updated to match.</w:t>
+        <w:t>Produced detailed qualification reports for internal and external stakeholders</w:t>
+      </w:r>
+      <w:r>
+        <w:t xml:space="preserve"> to support</w:t>
+      </w:r>
+      <w:r>
+        <w:t xml:space="preserve"> solar panel </w:t>
+      </w:r>
+      <w:r>
+        <w:t>development, design, and integration.</w:t>
       </w:r>
     </w:p>
     <w:p>
@@ -515,7 +391,19 @@
         <w:ind w:left="360" w:hanging="180"/>
       </w:pPr>
       <w:r>
-        <w:t>Ran cost reduction exercises to prepare for production. As the design matured, the test system scope could focus. This led to the ability to consolidate and reduce equipment. Factors considered included price, commonality, design complexity, labor, and lead times.</w:t>
+        <w:t xml:space="preserve">Established standardized testing guidelines for electrostatic discharge and atomic oxygen effects, enabling consistent evaluation processes and </w:t>
+      </w:r>
+      <w:r>
+        <w:t>aiding</w:t>
+      </w:r>
+      <w:r>
+        <w:t xml:space="preserve"> product </w:t>
+      </w:r>
+      <w:r>
+        <w:t>development</w:t>
+      </w:r>
+      <w:r>
+        <w:t>.</w:t>
       </w:r>
     </w:p>
     <w:p>
@@ -529,14 +417,69 @@
         <w:ind w:left="360" w:hanging="180"/>
       </w:pPr>
       <w:r>
-        <w:t>Maintained a schedule to track test system bring-up and early production testing. Parts of the test systems needed to come together simultaneously to ensure functionality. Gating dates were created to inform due dates and show dependencies on other teams. Ready dates were created to show the production team what test capabilities would be available when.</w:t>
-      </w:r>
-    </w:p>
-    <w:p>
-      <w:pPr>
-        <w:pStyle w:val="TextBody"/>
-        <w:spacing w:after="0"/>
-      </w:pPr>
+        <w:t xml:space="preserve">Utilized </w:t>
+      </w:r>
+      <w:r>
+        <w:t xml:space="preserve">AI agents (Claude via </w:t>
+      </w:r>
+      <w:proofErr w:type="spellStart"/>
+      <w:r>
+        <w:t>OpenCode</w:t>
+      </w:r>
+      <w:proofErr w:type="spellEnd"/>
+      <w:r>
+        <w:t>) to refine and extend Python data analysis and automation systems, accelerating tool enhancement</w:t>
+      </w:r>
+      <w:r>
+        <w:t>.</w:t>
+      </w:r>
+    </w:p>
+    <w:p>
+      <w:pPr>
+        <w:pStyle w:val="TextBody"/>
+        <w:spacing w:after="0"/>
+      </w:pPr>
+    </w:p>
+    <w:p>
+      <w:pPr>
+        <w:pStyle w:val="TextBody"/>
+        <w:spacing w:after="0"/>
+      </w:pPr>
+    </w:p>
+    <w:p>
+      <w:pPr>
+        <w:pStyle w:val="TextBody"/>
+        <w:tabs>
+          <w:tab w:val="right" w:pos="10080"/>
+        </w:tabs>
+        <w:spacing w:after="0"/>
+        <w:rPr>
+          <w:b/>
+          <w:bCs/>
+        </w:rPr>
+      </w:pPr>
+      <w:r>
+        <w:rPr>
+          <w:b/>
+          <w:bCs/>
+        </w:rPr>
+        <w:t>Amazon (Project Kuiper) – Redmond, WA</w:t>
+      </w:r>
+      <w:r>
+        <w:rPr>
+          <w:b/>
+          <w:bCs/>
+        </w:rPr>
+        <w:tab/>
+        <w:t>2021-</w:t>
+      </w:r>
+      <w:r>
+        <w:rPr>
+          <w:b/>
+          <w:bCs/>
+        </w:rPr>
+        <w:t>2023</w:t>
+      </w:r>
     </w:p>
     <w:p>
       <w:pPr>
@@ -552,21 +495,21 @@
           <w:i/>
           <w:iCs/>
         </w:rPr>
-        <w:t>Hardware Automation Engineer</w:t>
+        <w:t xml:space="preserve">Systems </w:t>
       </w:r>
       <w:r>
         <w:rPr>
           <w:i/>
           <w:iCs/>
         </w:rPr>
-        <w:t xml:space="preserve"> – Propulsion </w:t>
+        <w:t xml:space="preserve">and Test </w:t>
       </w:r>
       <w:r>
         <w:rPr>
           <w:i/>
           <w:iCs/>
         </w:rPr>
-        <w:t>Unit Testing</w:t>
+        <w:t>Engineer – Satellite Avionics</w:t>
       </w:r>
     </w:p>
     <w:p>
@@ -580,60 +523,19 @@
         <w:ind w:left="360" w:hanging="180"/>
       </w:pPr>
       <w:r>
-        <w:t xml:space="preserve">Wrote </w:t>
-      </w:r>
-      <w:r>
-        <w:t xml:space="preserve">Python </w:t>
-      </w:r>
-      <w:r>
-        <w:t xml:space="preserve">automation </w:t>
-      </w:r>
-      <w:r>
-        <w:t>software</w:t>
-      </w:r>
-      <w:r>
-        <w:t xml:space="preserve"> for </w:t>
-      </w:r>
-      <w:r>
-        <w:t xml:space="preserve">the testing framework and </w:t>
-      </w:r>
-      <w:r>
-        <w:t xml:space="preserve">equipment </w:t>
-      </w:r>
-      <w:r>
-        <w:t>drivers. The t</w:t>
-      </w:r>
-      <w:r>
-        <w:t>esting framework handle</w:t>
-      </w:r>
-      <w:r>
-        <w:t>d</w:t>
-      </w:r>
-      <w:r>
-        <w:t xml:space="preserve"> system configuration, data recording, pass/fail analysis, and report generation. T</w:t>
-      </w:r>
-      <w:r>
-        <w:t xml:space="preserve">he </w:t>
-      </w:r>
-      <w:proofErr w:type="gramStart"/>
-      <w:r>
-        <w:t xml:space="preserve">drivers </w:t>
-      </w:r>
-      <w:r>
-        <w:t>controlled</w:t>
-      </w:r>
-      <w:proofErr w:type="gramEnd"/>
-      <w:r>
-        <w:t xml:space="preserve"> power supplies, electronic loads, relays</w:t>
-      </w:r>
-      <w:r>
-        <w:t>, thermal chambers</w:t>
-      </w:r>
-      <w:r>
-        <w:t>, DMMs, and SMUs.</w:t>
-      </w:r>
-      <w:r>
-        <w:t xml:space="preserve"> Overall, the final test script was able to run for multiple days without manual intervention.</w:t>
+        <w:t xml:space="preserve">Defined and managed requirements for </w:t>
+      </w:r>
+      <w:r>
+        <w:t>unit</w:t>
+      </w:r>
+      <w:r>
+        <w:t xml:space="preserve"> acceptance testing, ensuring alignment with design specifications and </w:t>
+      </w:r>
+      <w:r>
+        <w:t>flow down</w:t>
+      </w:r>
+      <w:r>
+        <w:t xml:space="preserve"> into test automation software.</w:t>
       </w:r>
     </w:p>
     <w:p>
@@ -647,52 +549,13 @@
         <w:ind w:left="360" w:hanging="180"/>
       </w:pPr>
       <w:r>
-        <w:t xml:space="preserve">Owned </w:t>
-      </w:r>
-      <w:r>
-        <w:t xml:space="preserve">environmental testing of the </w:t>
-      </w:r>
-      <w:r>
-        <w:t>electric thruster</w:t>
-      </w:r>
-      <w:r>
-        <w:t xml:space="preserve"> power and control </w:t>
-      </w:r>
-      <w:r>
-        <w:t>board</w:t>
-      </w:r>
-      <w:r>
-        <w:t>.</w:t>
-      </w:r>
-      <w:r>
-        <w:t xml:space="preserve"> This involved designing, building, and running</w:t>
-      </w:r>
-      <w:r>
-        <w:t xml:space="preserve"> test racks </w:t>
-      </w:r>
-      <w:r>
-        <w:t>that</w:t>
-      </w:r>
-      <w:r>
-        <w:t xml:space="preserve"> </w:t>
-      </w:r>
-      <w:r>
-        <w:t>would validate flight hardware functionality</w:t>
-      </w:r>
-      <w:r>
-        <w:t xml:space="preserve">. The test </w:t>
-      </w:r>
-      <w:r>
-        <w:t>racks</w:t>
-      </w:r>
-      <w:r>
-        <w:t xml:space="preserve"> included </w:t>
-      </w:r>
-      <w:r>
-        <w:t>off-the-shelf</w:t>
-      </w:r>
-      <w:r>
-        <w:t xml:space="preserve"> electronics testing equipment, a custom interface PCBA, and custom harnessing.</w:t>
+        <w:t xml:space="preserve">Led cost reduction initiatives </w:t>
+      </w:r>
+      <w:r>
+        <w:t>for test system equipment by optimizing for</w:t>
+      </w:r>
+      <w:r>
+        <w:t xml:space="preserve"> price, commonality, design complexity, labor, and lead times. Achieved significant cost savings while maintaining technical performance.</w:t>
       </w:r>
     </w:p>
     <w:p>
@@ -706,47 +569,20 @@
         <w:ind w:left="360" w:hanging="180"/>
       </w:pPr>
       <w:r>
-        <w:t>Created hardware-in-the-loop emulators to aid with rapid development of the propulsion system. The emulated devices included torque rods, valves, heaters, and various sensors.</w:t>
-      </w:r>
-    </w:p>
-    <w:p>
-      <w:pPr>
-        <w:pStyle w:val="TextBody"/>
-        <w:spacing w:after="0"/>
-      </w:pPr>
-    </w:p>
-    <w:p>
-      <w:pPr>
-        <w:pStyle w:val="TextBody"/>
-        <w:tabs>
-          <w:tab w:val="right" w:pos="10080"/>
-        </w:tabs>
-        <w:spacing w:after="0"/>
-        <w:rPr>
-          <w:b/>
-        </w:rPr>
-      </w:pPr>
-      <w:r>
-        <w:rPr>
-          <w:b/>
-          <w:iCs/>
-        </w:rPr>
-        <w:t>Sandia National Laboratories</w:t>
-      </w:r>
-      <w:r>
-        <w:rPr>
-          <w:b/>
-          <w:iCs/>
-        </w:rPr>
-        <w:t xml:space="preserve"> – Albuquerque, NM</w:t>
-      </w:r>
-      <w:r>
-        <w:rPr>
-          <w:b/>
-        </w:rPr>
-        <w:tab/>
-        <w:t>2020-2021</w:t>
-      </w:r>
+        <w:t xml:space="preserve">Developed and maintained schedules to track test system bring-up and early production testing. </w:t>
+      </w:r>
+      <w:r>
+        <w:t xml:space="preserve">Coordinated with customers to resolve dependencies and </w:t>
+      </w:r>
+      <w:r>
+        <w:t>track milestones.</w:t>
+      </w:r>
+    </w:p>
+    <w:p>
+      <w:pPr>
+        <w:pStyle w:val="TextBody"/>
+        <w:spacing w:after="0"/>
+      </w:pPr>
     </w:p>
     <w:p>
       <w:pPr>
@@ -762,14 +598,35 @@
           <w:i/>
           <w:iCs/>
         </w:rPr>
-        <w:t>Guidance, Navigation, and Control Engineer</w:t>
+        <w:t>Hardware Automation</w:t>
       </w:r>
       <w:r>
         <w:rPr>
           <w:i/>
           <w:iCs/>
         </w:rPr>
-        <w:t xml:space="preserve"> – Hypersonic Missile</w:t>
+        <w:t xml:space="preserve"> and Test</w:t>
+      </w:r>
+      <w:r>
+        <w:rPr>
+          <w:i/>
+          <w:iCs/>
+        </w:rPr>
+        <w:t xml:space="preserve"> Engineer</w:t>
+      </w:r>
+      <w:r>
+        <w:rPr>
+          <w:i/>
+          <w:iCs/>
+        </w:rPr>
+        <w:t xml:space="preserve"> – Propulsion </w:t>
+      </w:r>
+      <w:r>
+        <w:rPr>
+          <w:i/>
+          <w:iCs/>
+        </w:rPr>
+        <w:t>System</w:t>
       </w:r>
     </w:p>
     <w:p>
@@ -783,61 +640,43 @@
         <w:ind w:left="360" w:hanging="180"/>
       </w:pPr>
       <w:r>
-        <w:t xml:space="preserve">Added novel guidance laws to the CUDA C++ </w:t>
-      </w:r>
-      <w:r>
-        <w:t xml:space="preserve">hypersonic </w:t>
-      </w:r>
-      <w:r>
-        <w:t>missile</w:t>
-      </w:r>
-      <w:r>
-        <w:t xml:space="preserve"> simulator.</w:t>
-      </w:r>
-      <w:r>
-        <w:t xml:space="preserve"> </w:t>
-      </w:r>
-      <w:r>
-        <w:t xml:space="preserve">The </w:t>
-      </w:r>
-      <w:r>
-        <w:t>guidance law</w:t>
-      </w:r>
-      <w:r>
-        <w:t xml:space="preserve"> algorithms</w:t>
-      </w:r>
-      <w:r>
-        <w:t xml:space="preserve"> </w:t>
-      </w:r>
-      <w:r>
-        <w:t xml:space="preserve">were taken from </w:t>
-      </w:r>
-      <w:r>
-        <w:t>research papers.</w:t>
-      </w:r>
-      <w:r>
-        <w:t xml:space="preserve"> The simulator evaluate</w:t>
-      </w:r>
-      <w:r>
-        <w:t>d</w:t>
-      </w:r>
-      <w:r>
-        <w:t xml:space="preserve"> performance </w:t>
-      </w:r>
-      <w:r>
-        <w:t xml:space="preserve">of different GNC </w:t>
-      </w:r>
-      <w:r>
-        <w:t>configuration</w:t>
-      </w:r>
-      <w:r>
-        <w:t xml:space="preserve"> </w:t>
-      </w:r>
-      <w:r>
-        <w:t xml:space="preserve">using Monte Carlo </w:t>
-      </w:r>
-      <w:r>
-        <w:t>analysis</w:t>
+        <w:t xml:space="preserve">Led environmental </w:t>
+      </w:r>
+      <w:r>
+        <w:t xml:space="preserve">and integration </w:t>
+      </w:r>
+      <w:r>
+        <w:t xml:space="preserve">testing for the electric thruster </w:t>
+      </w:r>
+      <w:r>
+        <w:t>unit</w:t>
+      </w:r>
+      <w:r>
+        <w:t>. D</w:t>
+      </w:r>
+      <w:r>
+        <w:t>esign</w:t>
+      </w:r>
+      <w:r>
+        <w:t>ed</w:t>
+      </w:r>
+      <w:r>
+        <w:t>, buil</w:t>
+      </w:r>
+      <w:r>
+        <w:t>t</w:t>
+      </w:r>
+      <w:r>
+        <w:t>, and operat</w:t>
+      </w:r>
+      <w:r>
+        <w:t xml:space="preserve">ed </w:t>
+      </w:r>
+      <w:r>
+        <w:t>test racks to validate flight hardware functionality</w:t>
+      </w:r>
+      <w:r>
+        <w:t xml:space="preserve"> in a range of simulated spacecraft environmental conditions</w:t>
       </w:r>
       <w:r>
         <w:t>.</w:t>
@@ -854,54 +693,46 @@
         <w:ind w:left="360" w:hanging="180"/>
       </w:pPr>
       <w:r>
-        <w:t xml:space="preserve">Developed </w:t>
-      </w:r>
-      <w:r>
-        <w:t xml:space="preserve">a digital twin </w:t>
-      </w:r>
-      <w:r>
-        <w:t xml:space="preserve">for </w:t>
-      </w:r>
-      <w:r>
-        <w:t>the</w:t>
-      </w:r>
-      <w:r>
-        <w:t xml:space="preserve"> hypersonic </w:t>
-      </w:r>
-      <w:r>
-        <w:t>missile</w:t>
-      </w:r>
-      <w:r>
-        <w:t xml:space="preserve"> avionics</w:t>
+        <w:t xml:space="preserve">Designed hardware-in-the-loop (HIL) emulators to </w:t>
+      </w:r>
+      <w:r>
+        <w:t xml:space="preserve">enable rapid </w:t>
+      </w:r>
+      <w:r>
+        <w:t>development</w:t>
+      </w:r>
+      <w:r>
+        <w:t xml:space="preserve"> of</w:t>
+      </w:r>
+      <w:r>
+        <w:t xml:space="preserve"> </w:t>
+      </w:r>
+      <w:r>
+        <w:t>the thruster</w:t>
+      </w:r>
+      <w:r>
+        <w:t xml:space="preserve"> </w:t>
+      </w:r>
+      <w:r>
+        <w:t>system</w:t>
       </w:r>
       <w:r>
         <w:t>.</w:t>
       </w:r>
       <w:r>
-        <w:t xml:space="preserve"> Components and sensors were modeled using Simulink and run on </w:t>
-      </w:r>
-      <w:proofErr w:type="spellStart"/>
-      <w:r>
-        <w:t>Speedgoat</w:t>
-      </w:r>
-      <w:proofErr w:type="spellEnd"/>
-      <w:r>
-        <w:t xml:space="preserve"> real-time machines. Every component was modularized so real hardware could be swapped in</w:t>
-      </w:r>
-      <w:r>
-        <w:t>. This</w:t>
-      </w:r>
-      <w:r>
-        <w:t xml:space="preserve"> enabling</w:t>
-      </w:r>
-      <w:r>
-        <w:t xml:space="preserve"> rapid</w:t>
-      </w:r>
-      <w:r>
-        <w:t xml:space="preserve"> hardware-in-the-loop testing</w:t>
-      </w:r>
-      <w:r>
-        <w:t xml:space="preserve"> as well as a debugging platform for the avionics software.</w:t>
+        <w:t xml:space="preserve"> Emulated endpoints included the anode, cathode,</w:t>
+      </w:r>
+      <w:r>
+        <w:t xml:space="preserve"> torque rods, valves, </w:t>
+      </w:r>
+      <w:r>
+        <w:t xml:space="preserve">and </w:t>
+      </w:r>
+      <w:r>
+        <w:t>heaters</w:t>
+      </w:r>
+      <w:r>
+        <w:t>.</w:t>
       </w:r>
     </w:p>
     <w:p>
@@ -915,90 +746,25 @@
         <w:ind w:left="360" w:hanging="180"/>
       </w:pPr>
       <w:r>
-        <w:t xml:space="preserve">Tested </w:t>
-      </w:r>
-      <w:r>
-        <w:t>fin and actuator sub-assem</w:t>
-      </w:r>
-      <w:r>
-        <w:t>blies</w:t>
-      </w:r>
-      <w:r>
-        <w:t xml:space="preserve">. </w:t>
-      </w:r>
-      <w:r>
-        <w:t xml:space="preserve">Testing involved writing a test plan, running the equipment, and analyzing the results. </w:t>
-      </w:r>
-      <w:r>
-        <w:t>Th</w:t>
-      </w:r>
-      <w:r>
-        <w:t>e test rig contained</w:t>
-      </w:r>
-      <w:r>
-        <w:t xml:space="preserve"> large stores of mechanical and electrical energy therefore I developed safety procedures for the equipment.</w:t>
-      </w:r>
-    </w:p>
-    <w:p>
-      <w:pPr>
-        <w:pStyle w:val="TextBody"/>
-        <w:spacing w:after="0"/>
-      </w:pPr>
-    </w:p>
-    <w:p>
-      <w:pPr>
-        <w:pStyle w:val="TextBody"/>
-        <w:tabs>
-          <w:tab w:val="right" w:pos="10080"/>
-        </w:tabs>
-        <w:spacing w:after="0"/>
-        <w:rPr>
-          <w:b/>
-        </w:rPr>
-      </w:pPr>
-      <w:r>
-        <w:rPr>
-          <w:b/>
-          <w:iCs/>
-        </w:rPr>
-        <w:t>General Atomics</w:t>
-      </w:r>
-      <w:r>
-        <w:rPr>
-          <w:b/>
-          <w:iCs/>
-        </w:rPr>
-        <w:tab/>
-      </w:r>
-      <w:r>
-        <w:rPr>
-          <w:b/>
-        </w:rPr>
-        <w:t>2018-2020</w:t>
-      </w:r>
-    </w:p>
-    <w:p>
-      <w:pPr>
-        <w:pStyle w:val="TextBody"/>
-        <w:spacing w:after="0"/>
-        <w:rPr>
-          <w:i/>
-          <w:iCs/>
-        </w:rPr>
-      </w:pPr>
-      <w:r>
-        <w:rPr>
-          <w:i/>
-          <w:iCs/>
-        </w:rPr>
-        <w:t>Aerospace Engineer</w:t>
-      </w:r>
-      <w:r>
-        <w:rPr>
-          <w:i/>
-          <w:iCs/>
-        </w:rPr>
-        <w:t xml:space="preserve"> – Proposal Development</w:t>
+        <w:t xml:space="preserve">Built an automated test framework in </w:t>
+      </w:r>
+      <w:r>
+        <w:t>P</w:t>
+      </w:r>
+      <w:r>
+        <w:t xml:space="preserve">ython to handle data recording, pass/fail analysis, and report generation. </w:t>
+      </w:r>
+      <w:r>
+        <w:t>The code could run</w:t>
+      </w:r>
+      <w:r>
+        <w:t xml:space="preserve"> multi-day tests without errors</w:t>
+      </w:r>
+      <w:r>
+        <w:t xml:space="preserve"> or </w:t>
+      </w:r>
+      <w:r>
+        <w:t>human intervention.</w:t>
       </w:r>
     </w:p>
     <w:p>
@@ -1012,36 +778,71 @@
         <w:ind w:left="360" w:hanging="180"/>
       </w:pPr>
       <w:r>
-        <w:t xml:space="preserve">Formulated </w:t>
-      </w:r>
-      <w:r>
-        <w:t>PID, PTOC, and SMC</w:t>
-      </w:r>
-      <w:r>
-        <w:t xml:space="preserve"> </w:t>
-      </w:r>
-      <w:r>
-        <w:t xml:space="preserve">roll control methods for the </w:t>
-      </w:r>
-      <w:r>
-        <w:t>Next Generation Interceptor</w:t>
-      </w:r>
-      <w:r>
-        <w:t>.</w:t>
-      </w:r>
-      <w:r>
-        <w:t xml:space="preserve"> The methods were compared using a </w:t>
-      </w:r>
-      <w:proofErr w:type="spellStart"/>
-      <w:r>
-        <w:t>Matlab</w:t>
-      </w:r>
-      <w:proofErr w:type="spellEnd"/>
-      <w:r>
-        <w:t xml:space="preserve">-based simulator. Gain mapping was done to allow choosing transient response specifications for the PID controller. PTOC and SMC tunable parameters were analyzed to show their </w:t>
-      </w:r>
-      <w:r>
-        <w:t>effect on the response.</w:t>
+        <w:t xml:space="preserve">Developed </w:t>
+      </w:r>
+      <w:r>
+        <w:t>P</w:t>
+      </w:r>
+      <w:r>
+        <w:t>ython equipment drivers to interface with test rack hardware, including power supplies, electronic loads, relays, thermal chambers, DMMs, and SMUs.</w:t>
+      </w:r>
+    </w:p>
+    <w:p>
+      <w:pPr>
+        <w:pStyle w:val="TextBody"/>
+        <w:tabs>
+          <w:tab w:val="right" w:pos="10080"/>
+        </w:tabs>
+        <w:spacing w:after="0"/>
+        <w:rPr>
+          <w:b/>
+        </w:rPr>
+      </w:pPr>
+      <w:r>
+        <w:rPr>
+          <w:b/>
+          <w:iCs/>
+        </w:rPr>
+        <w:lastRenderedPageBreak/>
+        <w:t>Sandia National Laboratories</w:t>
+      </w:r>
+      <w:r>
+        <w:rPr>
+          <w:b/>
+          <w:iCs/>
+        </w:rPr>
+        <w:t xml:space="preserve"> – Albuquerque, NM</w:t>
+      </w:r>
+      <w:r>
+        <w:rPr>
+          <w:b/>
+        </w:rPr>
+        <w:tab/>
+        <w:t>2020-2021</w:t>
+      </w:r>
+    </w:p>
+    <w:p>
+      <w:pPr>
+        <w:pStyle w:val="TextBody"/>
+        <w:spacing w:after="0"/>
+        <w:rPr>
+          <w:i/>
+          <w:iCs/>
+        </w:rPr>
+      </w:pPr>
+      <w:r>
+        <w:rPr>
+          <w:i/>
+          <w:iCs/>
+        </w:rPr>
+        <w:t>Guidance, Navigation, and Control Engineer</w:t>
+      </w:r>
+      <w:r>
+        <w:rPr>
+          <w:i/>
+          <w:iCs/>
+        </w:rPr>
+        <w:t xml:space="preserve"> – Hypersonic Missile</w:t>
       </w:r>
     </w:p>
     <w:p>
@@ -1055,25 +856,28 @@
         <w:ind w:left="360" w:hanging="180"/>
       </w:pPr>
       <w:r>
-        <w:t>Developed</w:t>
-      </w:r>
-      <w:r>
-        <w:t xml:space="preserve"> </w:t>
-      </w:r>
-      <w:r>
-        <w:t>a thermal fluid simulator of a liquid-cooled</w:t>
-      </w:r>
-      <w:r>
-        <w:t xml:space="preserve"> thermal management system</w:t>
-      </w:r>
-      <w:r>
-        <w:t xml:space="preserve"> for a</w:t>
-      </w:r>
-      <w:r>
-        <w:t xml:space="preserve"> high-powered laser system.</w:t>
-      </w:r>
-      <w:r>
-        <w:t xml:space="preserve"> The simulator could analyze different pipe layouts, working fluids, and heat exchangers to determine max running time and margin. It could also determine pipe layout susceptibility to flow disturbances.</w:t>
+        <w:t xml:space="preserve">Implemented </w:t>
+      </w:r>
+      <w:r>
+        <w:t xml:space="preserve">novel </w:t>
+      </w:r>
+      <w:r>
+        <w:t>guidance laws in the CUDA C++ hypersonic missile simulator</w:t>
+      </w:r>
+      <w:r>
+        <w:t xml:space="preserve">, utilizing </w:t>
+      </w:r>
+      <w:r>
+        <w:t xml:space="preserve">Monte Carlo </w:t>
+      </w:r>
+      <w:r>
+        <w:t>analysis to e</w:t>
+      </w:r>
+      <w:r>
+        <w:t xml:space="preserve">valuate GNC </w:t>
+      </w:r>
+      <w:r>
+        <w:t>performance.</w:t>
       </w:r>
     </w:p>
     <w:p>
@@ -1087,52 +891,13 @@
         <w:ind w:left="360" w:hanging="180"/>
       </w:pPr>
       <w:r>
-        <w:t xml:space="preserve">Evaluated multiple hydrofoil designs for </w:t>
-      </w:r>
-      <w:r>
-        <w:t xml:space="preserve">a </w:t>
-      </w:r>
-      <w:r>
-        <w:t>submarine concept.</w:t>
-      </w:r>
-      <w:r>
-        <w:t xml:space="preserve"> Multiple designs were analyzed using CFD. The results were validated against scale model testing. The results were also used to determine possible mission profiles.</w:t>
-      </w:r>
-      <w:r>
-        <w:t xml:space="preserve"> S</w:t>
-      </w:r>
-      <w:r>
-        <w:t>caling methods were used to show the effect of vehicle size to performance.</w:t>
-      </w:r>
-    </w:p>
-    <w:p>
-      <w:pPr>
-        <w:pStyle w:val="TextBody"/>
-        <w:spacing w:after="0"/>
-      </w:pPr>
-    </w:p>
-    <w:p>
-      <w:pPr>
-        <w:pStyle w:val="TextBody"/>
-        <w:spacing w:after="0"/>
-        <w:rPr>
-          <w:i/>
-          <w:iCs/>
-        </w:rPr>
-      </w:pPr>
-      <w:r>
-        <w:rPr>
-          <w:i/>
-          <w:iCs/>
-        </w:rPr>
-        <w:t>Computer Vision Engineer</w:t>
-      </w:r>
-      <w:r>
-        <w:rPr>
-          <w:i/>
-          <w:iCs/>
-        </w:rPr>
-        <w:t xml:space="preserve"> – Railgun</w:t>
+        <w:t xml:space="preserve">Developed a digital twin for </w:t>
+      </w:r>
+      <w:r>
+        <w:t xml:space="preserve">the </w:t>
+      </w:r>
+      <w:r>
+        <w:t>hypersonic missile avionics, modeling components and sensors in Simulink. Modularized components to enable rapid hardware-in-the-loop testing and provide a debugging platform for avionics software.</w:t>
       </w:r>
     </w:p>
     <w:p>
@@ -1146,24 +911,84 @@
         <w:ind w:left="360" w:hanging="180"/>
       </w:pPr>
       <w:r>
-        <w:t>Designed</w:t>
-      </w:r>
-      <w:r>
-        <w:t xml:space="preserve"> a </w:t>
-      </w:r>
-      <w:r>
-        <w:t>3D tracking system</w:t>
-      </w:r>
-      <w:r>
-        <w:t xml:space="preserve"> based on stereo vision. High speed IR cameras were used to track the railgun projectile during launch events, with tracking results </w:t>
-      </w:r>
-      <w:proofErr w:type="gramStart"/>
-      <w:r>
-        <w:t>similar to</w:t>
-      </w:r>
-      <w:proofErr w:type="gramEnd"/>
-      <w:r>
-        <w:t xml:space="preserve"> those from radar. High speed visible light cameras were used to track shrapnel during quarry dispense testing, eliminating the need for manual witness card analysis.</w:t>
+        <w:t>Led testing of fin and actuator sub-assemblies, including writing test plans, operating equipment, analyzing results</w:t>
+      </w:r>
+      <w:r>
+        <w:t>, and implementing</w:t>
+      </w:r>
+      <w:r>
+        <w:t xml:space="preserve"> safety procedures</w:t>
+      </w:r>
+      <w:r>
+        <w:t>.</w:t>
+      </w:r>
+    </w:p>
+    <w:p>
+      <w:pPr>
+        <w:pStyle w:val="TextBody"/>
+        <w:spacing w:after="0"/>
+      </w:pPr>
+    </w:p>
+    <w:p>
+      <w:pPr>
+        <w:pStyle w:val="TextBody"/>
+        <w:spacing w:after="0"/>
+      </w:pPr>
+    </w:p>
+    <w:p>
+      <w:pPr>
+        <w:pStyle w:val="TextBody"/>
+        <w:tabs>
+          <w:tab w:val="right" w:pos="10080"/>
+        </w:tabs>
+        <w:spacing w:after="0"/>
+        <w:rPr>
+          <w:b/>
+        </w:rPr>
+      </w:pPr>
+      <w:r>
+        <w:rPr>
+          <w:b/>
+          <w:iCs/>
+        </w:rPr>
+        <w:t>General Atomics</w:t>
+      </w:r>
+      <w:r>
+        <w:rPr>
+          <w:b/>
+          <w:iCs/>
+        </w:rPr>
+        <w:tab/>
+      </w:r>
+      <w:r>
+        <w:rPr>
+          <w:b/>
+        </w:rPr>
+        <w:t>2018-2020</w:t>
+      </w:r>
+    </w:p>
+    <w:p>
+      <w:pPr>
+        <w:pStyle w:val="TextBody"/>
+        <w:spacing w:after="0"/>
+        <w:rPr>
+          <w:i/>
+          <w:iCs/>
+        </w:rPr>
+      </w:pPr>
+      <w:r>
+        <w:rPr>
+          <w:i/>
+          <w:iCs/>
+        </w:rPr>
+        <w:t>Railgun</w:t>
+      </w:r>
+      <w:r>
+        <w:rPr>
+          <w:i/>
+          <w:iCs/>
+        </w:rPr>
+        <w:t xml:space="preserve"> Development Engineer</w:t>
       </w:r>
     </w:p>
     <w:p>
@@ -1177,76 +1002,19 @@
         <w:ind w:left="360" w:hanging="180"/>
       </w:pPr>
       <w:r>
-        <w:t>Created a</w:t>
-      </w:r>
-      <w:r>
-        <w:t xml:space="preserve"> railgun bore wear and deposition</w:t>
-      </w:r>
-      <w:r>
-        <w:t xml:space="preserve"> scanner</w:t>
-      </w:r>
-      <w:r>
-        <w:t xml:space="preserve">. </w:t>
-      </w:r>
-      <w:r>
-        <w:t>The system used a</w:t>
-      </w:r>
-      <w:r>
-        <w:t xml:space="preserve"> laser sheet </w:t>
-      </w:r>
-      <w:r>
-        <w:t xml:space="preserve">and camera to </w:t>
-      </w:r>
-      <w:r>
-        <w:t>capture</w:t>
-      </w:r>
-      <w:r>
-        <w:t xml:space="preserve"> cross section </w:t>
-      </w:r>
-      <w:r>
-        <w:t xml:space="preserve">pictures inside the bore. </w:t>
-      </w:r>
-      <w:r>
-        <w:t>A</w:t>
+        <w:t>Collected and analyzed in-bore</w:t>
       </w:r>
       <w:r>
         <w:t xml:space="preserve"> </w:t>
       </w:r>
       <w:r>
-        <w:t>python script</w:t>
-      </w:r>
-      <w:r>
-        <w:t xml:space="preserve"> turn</w:t>
-      </w:r>
-      <w:r>
-        <w:t>ed</w:t>
-      </w:r>
-      <w:r>
-        <w:t xml:space="preserve"> these pictures into a 3D representation. </w:t>
-      </w:r>
-      <w:r>
-        <w:t>D</w:t>
-      </w:r>
-      <w:r>
-        <w:t>ifferent scans</w:t>
-      </w:r>
-      <w:r>
-        <w:t xml:space="preserve"> could be compared</w:t>
-      </w:r>
-      <w:r>
-        <w:t xml:space="preserve"> to see how the </w:t>
-      </w:r>
-      <w:r>
-        <w:t xml:space="preserve">bore </w:t>
-      </w:r>
-      <w:r>
-        <w:t xml:space="preserve">shape changed </w:t>
-      </w:r>
-      <w:r>
-        <w:t>over time</w:t>
-      </w:r>
-      <w:r>
-        <w:t>.</w:t>
+        <w:t xml:space="preserve">railgun projectile </w:t>
+      </w:r>
+      <w:r>
+        <w:t>telemetry data</w:t>
+      </w:r>
+      <w:r>
+        <w:t xml:space="preserve"> to improve railgun physics models, including a mechanism for contact metal phase transition.</w:t>
       </w:r>
     </w:p>
     <w:p>
@@ -1260,78 +1028,10 @@
         <w:ind w:left="360" w:hanging="180"/>
       </w:pPr>
       <w:r>
-        <w:t xml:space="preserve">Automated imperfection identification for composite manufacturing. Photos were taken of </w:t>
-      </w:r>
-      <w:r>
-        <w:t>the railgun barrel after each composite layer</w:t>
-      </w:r>
-      <w:r>
-        <w:t xml:space="preserve">. </w:t>
-      </w:r>
-      <w:r>
-        <w:t>These photos were stitched together to create a surface map. Image processing techniques were used to classify any imperfections. These imperfections were tracked across layers to ensure they did not grow above a critical size. This same technique was re-applied to electric motor manufacturing.</w:t>
-      </w:r>
-    </w:p>
-    <w:p>
-      <w:pPr>
-        <w:pStyle w:val="TextBody"/>
-        <w:spacing w:after="0"/>
-      </w:pPr>
-    </w:p>
-    <w:p>
-      <w:pPr>
-        <w:pStyle w:val="TextBody"/>
-        <w:spacing w:after="0"/>
-      </w:pPr>
-    </w:p>
-    <w:p>
-      <w:pPr>
-        <w:pStyle w:val="TextBody"/>
-        <w:spacing w:after="0"/>
-      </w:pPr>
-    </w:p>
-    <w:p>
-      <w:pPr>
-        <w:pStyle w:val="TextBody"/>
-        <w:spacing w:after="0"/>
-      </w:pPr>
-    </w:p>
-    <w:p>
-      <w:pPr>
-        <w:pStyle w:val="TextBody"/>
-        <w:spacing w:after="0"/>
-        <w:rPr>
-          <w:i/>
-          <w:iCs/>
-        </w:rPr>
-      </w:pPr>
-      <w:r>
-        <w:rPr>
-          <w:i/>
-          <w:iCs/>
-        </w:rPr>
-        <w:t xml:space="preserve">Data </w:t>
-      </w:r>
-      <w:r>
-        <w:rPr>
-          <w:i/>
-          <w:iCs/>
-        </w:rPr>
-        <w:t>S</w:t>
-      </w:r>
-      <w:r>
-        <w:rPr>
-          <w:i/>
-          <w:iCs/>
-        </w:rPr>
-        <w:t>cientist</w:t>
-      </w:r>
-      <w:r>
-        <w:rPr>
-          <w:i/>
-          <w:iCs/>
-        </w:rPr>
-        <w:t xml:space="preserve"> – Railgun</w:t>
+        <w:t>Created a railgun bore scanner, leveraging a laser sheet and camera to generate 3D cross-sectional representations of the bore</w:t>
+      </w:r>
+      <w:r>
+        <w:t>, highlighting wear over time and cleaning effectiveness.</w:t>
       </w:r>
     </w:p>
     <w:p>
@@ -1345,31 +1045,37 @@
         <w:ind w:left="360" w:hanging="180"/>
       </w:pPr>
       <w:r>
-        <w:t xml:space="preserve">Analyzed radar performance against </w:t>
-      </w:r>
-      <w:r>
-        <w:t>GPS data from UAVs</w:t>
-      </w:r>
-      <w:r>
-        <w:t xml:space="preserve">. </w:t>
-      </w:r>
-      <w:r>
-        <w:t xml:space="preserve">Flight paths were created to simulate the worst-case scenario for radar. The </w:t>
-      </w:r>
-      <w:r>
-        <w:t xml:space="preserve">UAVs </w:t>
-      </w:r>
-      <w:r>
-        <w:t xml:space="preserve">were </w:t>
-      </w:r>
-      <w:r>
-        <w:t xml:space="preserve">equipped with RTK GPS </w:t>
-      </w:r>
-      <w:r>
-        <w:t xml:space="preserve">to enable 1cm position accuracy. The results were used to compare various </w:t>
-      </w:r>
-      <w:r>
-        <w:t>radar systems.</w:t>
+        <w:t xml:space="preserve">Designed a </w:t>
+      </w:r>
+      <w:r>
+        <w:t>projectile</w:t>
+      </w:r>
+      <w:r>
+        <w:t xml:space="preserve"> tracking system using stereo vision and high-speed IR cameras, achieving radar-</w:t>
+      </w:r>
+      <w:r>
+        <w:t>like</w:t>
+      </w:r>
+      <w:r>
+        <w:t xml:space="preserve"> accuracy. </w:t>
+      </w:r>
+      <w:r>
+        <w:t>Repurposed this system for</w:t>
+      </w:r>
+      <w:r>
+        <w:t xml:space="preserve"> shrapnel</w:t>
+      </w:r>
+      <w:r>
+        <w:t xml:space="preserve"> tracking</w:t>
+      </w:r>
+      <w:r>
+        <w:t xml:space="preserve"> during </w:t>
+      </w:r>
+      <w:r>
+        <w:t>dispense</w:t>
+      </w:r>
+      <w:r>
+        <w:t xml:space="preserve"> testing, eliminating manual witness card analysis.</w:t>
       </w:r>
     </w:p>
     <w:p>
@@ -1383,11 +1089,177 @@
         <w:ind w:left="360" w:hanging="180"/>
       </w:pPr>
       <w:r>
-        <w:t>Ran auto and cross correlation analysis on telemetry readings from inside the railgun.</w:t>
-      </w:r>
-      <w:r>
-        <w:t xml:space="preserve"> The correlation results were used to improve the design of the telemetry electronics. The telemetry results were used to improve the physics model of the railgun.</w:t>
-      </w:r>
+        <w:t xml:space="preserve">Automated the identification and tracking of imperfections </w:t>
+      </w:r>
+      <w:r>
+        <w:t>during</w:t>
+      </w:r>
+      <w:r>
+        <w:t xml:space="preserve"> </w:t>
+      </w:r>
+      <w:r>
+        <w:t xml:space="preserve">wound-barrel </w:t>
+      </w:r>
+      <w:r>
+        <w:t xml:space="preserve">composite manufacturing, improving quality control and </w:t>
+      </w:r>
+      <w:r>
+        <w:t>enabling continuous manufacturing</w:t>
+      </w:r>
+      <w:r>
+        <w:t>.</w:t>
+      </w:r>
+    </w:p>
+    <w:p>
+      <w:pPr>
+        <w:pStyle w:val="TextBody"/>
+        <w:numPr>
+          <w:ilvl w:val="0"/>
+          <w:numId w:val="9"/>
+        </w:numPr>
+        <w:spacing w:after="0"/>
+        <w:ind w:left="360" w:hanging="180"/>
+      </w:pPr>
+      <w:r>
+        <w:t xml:space="preserve">Conducted radar performance </w:t>
+      </w:r>
+      <w:r>
+        <w:t xml:space="preserve">tuning </w:t>
+      </w:r>
+      <w:r>
+        <w:t>using UAV</w:t>
+      </w:r>
+      <w:r>
+        <w:t xml:space="preserve">s equipped with </w:t>
+      </w:r>
+      <w:r>
+        <w:t>RTK GPS</w:t>
+      </w:r>
+      <w:r>
+        <w:t xml:space="preserve">. </w:t>
+      </w:r>
+      <w:r>
+        <w:t>Enabled</w:t>
+      </w:r>
+      <w:r>
+        <w:t xml:space="preserve"> radar </w:t>
+      </w:r>
+      <w:r>
+        <w:t>to</w:t>
+      </w:r>
+      <w:r>
+        <w:t xml:space="preserve"> transmit real-time location data to the railgun projectile.</w:t>
+      </w:r>
+    </w:p>
+    <w:p>
+      <w:pPr>
+        <w:pStyle w:val="TextBody"/>
+        <w:spacing w:after="0"/>
+      </w:pPr>
+    </w:p>
+    <w:p>
+      <w:pPr>
+        <w:pStyle w:val="TextBody"/>
+        <w:spacing w:after="0"/>
+        <w:rPr>
+          <w:i/>
+          <w:iCs/>
+        </w:rPr>
+      </w:pPr>
+      <w:r>
+        <w:rPr>
+          <w:i/>
+          <w:iCs/>
+        </w:rPr>
+        <w:t>Aerospace Engineer – Proposal Development</w:t>
+      </w:r>
+    </w:p>
+    <w:p>
+      <w:pPr>
+        <w:pStyle w:val="TextBody"/>
+        <w:numPr>
+          <w:ilvl w:val="0"/>
+          <w:numId w:val="9"/>
+        </w:numPr>
+        <w:spacing w:after="0"/>
+        <w:ind w:left="360" w:hanging="180"/>
+      </w:pPr>
+      <w:r>
+        <w:t>Formulated advanced control methods (PID, PTOC, and SMC) for the Next Generation Interceptor, comparing performance using a MATLAB-based simulator.</w:t>
+      </w:r>
+    </w:p>
+    <w:p>
+      <w:pPr>
+        <w:pStyle w:val="TextBody"/>
+        <w:numPr>
+          <w:ilvl w:val="0"/>
+          <w:numId w:val="9"/>
+        </w:numPr>
+        <w:spacing w:after="0"/>
+        <w:ind w:left="360" w:hanging="180"/>
+      </w:pPr>
+      <w:r>
+        <w:t xml:space="preserve">Developed a thermal fluid simulator for a thermal management system in a high-powered laser, analyzing </w:t>
+      </w:r>
+      <w:r>
+        <w:t>different</w:t>
+      </w:r>
+      <w:r>
+        <w:t xml:space="preserve"> layouts, fluids, and heat exchangers to maximize runtime.</w:t>
+      </w:r>
+    </w:p>
+    <w:p>
+      <w:pPr>
+        <w:pStyle w:val="TextBody"/>
+        <w:numPr>
+          <w:ilvl w:val="0"/>
+          <w:numId w:val="9"/>
+        </w:numPr>
+        <w:spacing w:after="0"/>
+        <w:ind w:left="360" w:hanging="180"/>
+      </w:pPr>
+      <w:r>
+        <w:t xml:space="preserve">Evaluated </w:t>
+      </w:r>
+      <w:r>
+        <w:t>underwater buoyancy glider</w:t>
+      </w:r>
+      <w:r>
+        <w:t xml:space="preserve"> submarine</w:t>
+      </w:r>
+      <w:r>
+        <w:t xml:space="preserve"> designs</w:t>
+      </w:r>
+      <w:r>
+        <w:t xml:space="preserve"> using CFD</w:t>
+      </w:r>
+      <w:r>
+        <w:t>, utilizing s</w:t>
+      </w:r>
+      <w:r>
+        <w:t>cale model testing</w:t>
+      </w:r>
+      <w:r>
+        <w:t xml:space="preserve"> to validate the</w:t>
+      </w:r>
+      <w:r>
+        <w:t xml:space="preserve"> </w:t>
+      </w:r>
+      <w:r>
+        <w:t>simulations.</w:t>
+      </w:r>
+      <w:r>
+        <w:t xml:space="preserve"> </w:t>
+      </w:r>
+      <w:r>
+        <w:t>Results were used to define the set of mission profiles.</w:t>
+      </w:r>
+    </w:p>
+    <w:p>
+      <w:pPr>
+        <w:pStyle w:val="TextBody"/>
+        <w:spacing w:after="0"/>
+      </w:pPr>
     </w:p>
     <w:p>
       <w:pPr>
@@ -1440,7 +1312,21 @@
           <w:i/>
           <w:iCs/>
         </w:rPr>
-        <w:t>Research and Teaching Assistant</w:t>
+        <w:t>Research</w:t>
+      </w:r>
+      <w:r>
+        <w:rPr>
+          <w:i/>
+          <w:iCs/>
+        </w:rPr>
+        <w:t>er</w:t>
+      </w:r>
+      <w:r>
+        <w:rPr>
+          <w:i/>
+          <w:iCs/>
+        </w:rPr>
+        <w:t xml:space="preserve"> and Teaching Assistant</w:t>
       </w:r>
     </w:p>
     <w:p>
@@ -1466,7 +1352,10 @@
         <w:t>electric propulsion class</w:t>
       </w:r>
       <w:r>
-        <w:t>. This class</w:t>
+        <w:t xml:space="preserve">. </w:t>
+      </w:r>
+      <w:r>
+        <w:t>Topics</w:t>
       </w:r>
       <w:r>
         <w:t xml:space="preserve"> cover</w:t>
@@ -1475,7 +1364,13 @@
         <w:t>ed</w:t>
       </w:r>
       <w:r>
-        <w:t xml:space="preserve"> plasma physics</w:t>
+        <w:t xml:space="preserve"> </w:t>
+      </w:r>
+      <w:r>
+        <w:t xml:space="preserve">included </w:t>
+      </w:r>
+      <w:r>
+        <w:t>plasma physics</w:t>
       </w:r>
       <w:r>
         <w:t xml:space="preserve">, </w:t>
@@ -1529,45 +1424,41 @@
         <w:t>electric propulsion lab</w:t>
       </w:r>
       <w:r>
-        <w:t>. This thruster was a</w:t>
-      </w:r>
-      <w:r>
-        <w:t xml:space="preserve"> fusor</w:t>
-      </w:r>
-      <w:r>
-        <w:t xml:space="preserve"> with an asymmetrical grid</w:t>
-      </w:r>
-      <w:r>
-        <w:t xml:space="preserve"> fed with plasma from a helicon</w:t>
-      </w:r>
-      <w:r>
-        <w:t>. I built a new helicon, designed thrust measurement equipment, and operated the thruster. Along the way, I learned about plasma modeling, laser interferometry, RF power, and vacuum equipment.</w:t>
-      </w:r>
-    </w:p>
-    <w:p>
-      <w:pPr>
-        <w:pStyle w:val="TextBody"/>
-        <w:numPr>
-          <w:ilvl w:val="1"/>
-          <w:numId w:val="11"/>
-        </w:numPr>
-        <w:spacing w:after="0"/>
-        <w:ind w:left="720" w:hanging="180"/>
-        <w:rPr>
-          <w:sz w:val="16"/>
-          <w:szCs w:val="16"/>
-        </w:rPr>
-      </w:pPr>
-      <w:hyperlink r:id="rId8" w:history="1">
-        <w:r>
-          <w:rPr>
-            <w:rStyle w:val="Hyperlink"/>
-            <w:sz w:val="16"/>
-            <w:szCs w:val="16"/>
-          </w:rPr>
-          <w:t>https://arc.aiaa.org/doi/abs/10.2514/6.2017-4629</w:t>
-        </w:r>
-      </w:hyperlink>
+        <w:t xml:space="preserve">. </w:t>
+      </w:r>
+      <w:r>
+        <w:t>O</w:t>
+      </w:r>
+      <w:r>
+        <w:t>perate</w:t>
+      </w:r>
+      <w:r>
+        <w:t>d</w:t>
+      </w:r>
+      <w:r>
+        <w:t xml:space="preserve"> the thruster, </w:t>
+      </w:r>
+      <w:r>
+        <w:t>rebuil</w:t>
+      </w:r>
+      <w:r>
+        <w:t>t</w:t>
+      </w:r>
+      <w:r>
+        <w:t xml:space="preserve"> the helicon, </w:t>
+      </w:r>
+      <w:r>
+        <w:t xml:space="preserve">and </w:t>
+      </w:r>
+      <w:r>
+        <w:t>design</w:t>
+      </w:r>
+      <w:r>
+        <w:t xml:space="preserve">ed </w:t>
+      </w:r>
+      <w:r>
+        <w:t>a micronewton thrust stand.</w:t>
+      </w:r>
     </w:p>
     <w:p>
       <w:pPr>
@@ -1601,56 +1492,22 @@
         <w:t>lab.</w:t>
       </w:r>
       <w:r>
-        <w:t xml:space="preserve"> I</w:t>
-      </w:r>
-      <w:r>
         <w:t xml:space="preserve"> </w:t>
       </w:r>
       <w:r>
-        <w:t>w</w:t>
+        <w:t>W</w:t>
       </w:r>
       <w:r>
         <w:t xml:space="preserve">orked </w:t>
       </w:r>
       <w:r>
-        <w:t xml:space="preserve">on the Divertor Edge and Vapor shielding </w:t>
-      </w:r>
-      <w:proofErr w:type="spellStart"/>
-      <w:r>
-        <w:t>eXperiment</w:t>
-      </w:r>
-      <w:proofErr w:type="spellEnd"/>
-      <w:r>
-        <w:t xml:space="preserve"> (</w:t>
-      </w:r>
-      <w:proofErr w:type="spellStart"/>
-      <w:r>
-        <w:t>DEVeX</w:t>
-      </w:r>
-      <w:proofErr w:type="spellEnd"/>
-      <w:r>
-        <w:t xml:space="preserve">), tokamak, </w:t>
-      </w:r>
-      <w:r>
-        <w:t xml:space="preserve">and </w:t>
-      </w:r>
-      <w:r>
-        <w:t>supported</w:t>
-      </w:r>
-      <w:r>
-        <w:t xml:space="preserve"> other projects around the lab. I learned about plasma deposition, high voltage electronics,</w:t>
-      </w:r>
-      <w:r>
-        <w:t xml:space="preserve"> and</w:t>
-      </w:r>
-      <w:r>
-        <w:t xml:space="preserve"> </w:t>
-      </w:r>
-      <w:r>
-        <w:t xml:space="preserve">schlieren </w:t>
-      </w:r>
-      <w:r>
-        <w:t>imaging</w:t>
+        <w:t xml:space="preserve">on the </w:t>
+      </w:r>
+      <w:r>
+        <w:t>tokamak and theta-pinch</w:t>
+      </w:r>
+      <w:r>
+        <w:t xml:space="preserve"> devices and tin-lithium material study</w:t>
       </w:r>
       <w:r>
         <w:t>.</w:t>
@@ -1658,28 +1515,8 @@
     </w:p>
     <w:p>
       <w:pPr>
-        <w:pStyle w:val="TextBody"/>
-        <w:numPr>
-          <w:ilvl w:val="1"/>
-          <w:numId w:val="11"/>
-        </w:numPr>
-        <w:spacing w:after="0"/>
-        <w:ind w:left="720" w:hanging="180"/>
-        <w:rPr>
-          <w:sz w:val="16"/>
-          <w:szCs w:val="16"/>
-        </w:rPr>
-      </w:pPr>
-      <w:hyperlink r:id="rId9" w:history="1">
-        <w:r>
-          <w:rPr>
-            <w:rStyle w:val="Hyperlink"/>
-            <w:sz w:val="16"/>
-            <w:szCs w:val="16"/>
-          </w:rPr>
-          <w:t>https://nucleus.iaea.org/sites/fusionportal/Shared%20Documents/FEC%202016/fec2016-preprints/preprint0582.pdf</w:t>
-        </w:r>
-      </w:hyperlink>
+        <w:pStyle w:val="NoSpacing"/>
+      </w:pPr>
     </w:p>
     <w:p>
       <w:pPr>
@@ -1705,6 +1542,7 @@
           <w:bCs/>
           <w:u w:val="single"/>
         </w:rPr>
+        <w:lastRenderedPageBreak/>
         <w:t>EDUCATION</w:t>
       </w:r>
       <w:r>
@@ -1811,7 +1649,21 @@
         <w:rPr>
           <w:bCs/>
         </w:rPr>
-        <w:t>Focused on: e</w:t>
+        <w:t xml:space="preserve">Focused </w:t>
+      </w:r>
+      <w:proofErr w:type="gramStart"/>
+      <w:r>
+        <w:rPr>
+          <w:bCs/>
+        </w:rPr>
+        <w:t>on:</w:t>
+      </w:r>
+      <w:proofErr w:type="gramEnd"/>
+      <w:r>
+        <w:rPr>
+          <w:bCs/>
+        </w:rPr>
+        <w:t xml:space="preserve"> e</w:t>
       </w:r>
       <w:r>
         <w:rPr>
@@ -1922,7 +1774,21 @@
         <w:rPr>
           <w:bCs/>
         </w:rPr>
-        <w:t>Focused on: c</w:t>
+        <w:t xml:space="preserve">Focused </w:t>
+      </w:r>
+      <w:proofErr w:type="gramStart"/>
+      <w:r>
+        <w:rPr>
+          <w:bCs/>
+        </w:rPr>
+        <w:t>on:</w:t>
+      </w:r>
+      <w:proofErr w:type="gramEnd"/>
+      <w:r>
+        <w:rPr>
+          <w:bCs/>
+        </w:rPr>
+        <w:t xml:space="preserve"> c</w:t>
       </w:r>
       <w:r>
         <w:rPr>
@@ -1960,6 +1826,15 @@
         </w:rPr>
         <w:t>thermodynamics</w:t>
       </w:r>
+    </w:p>
+    <w:p>
+      <w:pPr>
+        <w:pStyle w:val="TextBody"/>
+        <w:spacing w:after="0"/>
+        <w:rPr>
+          <w:bCs/>
+        </w:rPr>
+      </w:pPr>
     </w:p>
     <w:p>
       <w:pPr>
@@ -1989,7 +1864,15 @@
           <w:bCs/>
           <w:u w:val="single"/>
         </w:rPr>
-        <w:t>SKILLS &amp; LANGUAGES</w:t>
+        <w:t xml:space="preserve">KEY </w:t>
+      </w:r>
+      <w:r>
+        <w:rPr>
+          <w:b/>
+          <w:bCs/>
+          <w:u w:val="single"/>
+        </w:rPr>
+        <w:t>SKILLS</w:t>
       </w:r>
       <w:r>
         <w:rPr>
@@ -2011,47 +1894,19 @@
         <w:ind w:left="360" w:hanging="180"/>
       </w:pPr>
       <w:r>
-        <w:rPr>
-          <w:b/>
-        </w:rPr>
-        <w:t>Software</w:t>
-      </w:r>
-      <w:r>
-        <w:rPr>
-          <w:b/>
-        </w:rPr>
-        <w:t>:</w:t>
-      </w:r>
-      <w:r>
-        <w:t xml:space="preserve"> </w:t>
-      </w:r>
-      <w:proofErr w:type="spellStart"/>
-      <w:r>
-        <w:t>Matlab</w:t>
-      </w:r>
-      <w:proofErr w:type="spellEnd"/>
-      <w:r>
-        <w:t xml:space="preserve">, Simulink, </w:t>
-      </w:r>
-      <w:r>
-        <w:t xml:space="preserve">SolidWorks, </w:t>
-      </w:r>
-      <w:r>
-        <w:t xml:space="preserve">Fluent, </w:t>
-      </w:r>
-      <w:r>
-        <w:t xml:space="preserve">NX, </w:t>
-      </w:r>
-      <w:r>
-        <w:t xml:space="preserve">Mathematica, </w:t>
-      </w:r>
-      <w:proofErr w:type="spellStart"/>
-      <w:r>
-        <w:t>Comsol</w:t>
-      </w:r>
-      <w:proofErr w:type="spellEnd"/>
-      <w:r>
-        <w:t>, Abaqus</w:t>
+        <w:t>Systems Engineering</w:t>
+      </w:r>
+      <w:r>
+        <w:t xml:space="preserve">, </w:t>
+      </w:r>
+      <w:r>
+        <w:t>Program Management</w:t>
+      </w:r>
+      <w:r>
+        <w:t xml:space="preserve">, </w:t>
+      </w:r>
+      <w:r>
+        <w:t>Payload Integration</w:t>
       </w:r>
     </w:p>
     <w:p>
@@ -2065,31 +1920,7 @@
         <w:ind w:left="360" w:hanging="180"/>
       </w:pPr>
       <w:r>
-        <w:rPr>
-          <w:b/>
-        </w:rPr>
-        <w:t>Programming:</w:t>
-      </w:r>
-      <w:r>
-        <w:t xml:space="preserve"> </w:t>
-      </w:r>
-      <w:r>
-        <w:t xml:space="preserve">Python, </w:t>
-      </w:r>
-      <w:r>
-        <w:t xml:space="preserve">C++, </w:t>
-      </w:r>
-      <w:r>
-        <w:t xml:space="preserve">JavaScript, </w:t>
-      </w:r>
-      <w:r>
-        <w:t>OpenCV,</w:t>
-      </w:r>
-      <w:r>
-        <w:t xml:space="preserve"> </w:t>
-      </w:r>
-      <w:r>
-        <w:t>SQL</w:t>
+        <w:t>Spacecraft Systems Qualification and Testing</w:t>
       </w:r>
     </w:p>
     <w:p>
@@ -2103,26 +1934,75 @@
         <w:ind w:left="360" w:hanging="180"/>
       </w:pPr>
       <w:r>
-        <w:rPr>
-          <w:b/>
-        </w:rPr>
-        <w:t>Other:</w:t>
-      </w:r>
-      <w:r>
-        <w:t xml:space="preserve"> Linux, </w:t>
-      </w:r>
-      <w:r>
-        <w:t>Windows, Git</w:t>
-      </w:r>
-      <w:r>
-        <w:t xml:space="preserve">, </w:t>
-      </w:r>
-      <w:r>
-        <w:t>SVN, Jira, Confluence</w:t>
+        <w:t>Hardware-in-the-Loop (HIL) Testing</w:t>
+      </w:r>
+    </w:p>
+    <w:p>
+      <w:pPr>
+        <w:pStyle w:val="TextBody"/>
+        <w:numPr>
+          <w:ilvl w:val="0"/>
+          <w:numId w:val="8"/>
+        </w:numPr>
+        <w:spacing w:after="0"/>
+        <w:ind w:left="360" w:hanging="180"/>
+      </w:pPr>
+      <w:r>
+        <w:t>Technical Documentation and Reporting</w:t>
+      </w:r>
+    </w:p>
+    <w:p>
+      <w:pPr>
+        <w:pStyle w:val="TextBody"/>
+        <w:numPr>
+          <w:ilvl w:val="0"/>
+          <w:numId w:val="8"/>
+        </w:numPr>
+        <w:spacing w:after="0"/>
+        <w:ind w:left="360" w:hanging="180"/>
+      </w:pPr>
+      <w:r>
+        <w:t>Python, C++, MATLAB, Simulink, SolidWorks</w:t>
+      </w:r>
+    </w:p>
+    <w:p>
+      <w:pPr>
+        <w:pStyle w:val="TextBody"/>
+        <w:numPr>
+          <w:ilvl w:val="0"/>
+          <w:numId w:val="8"/>
+        </w:numPr>
+        <w:spacing w:after="0"/>
+        <w:ind w:left="360" w:hanging="180"/>
+      </w:pPr>
+      <w:proofErr w:type="spellStart"/>
+      <w:r>
+        <w:t>OpenCode</w:t>
+      </w:r>
+      <w:proofErr w:type="spellEnd"/>
+      <w:r>
+        <w:t>, AI Agents, Claude Code</w:t>
+      </w:r>
+    </w:p>
+    <w:p>
+      <w:pPr>
+        <w:pStyle w:val="TextBody"/>
+        <w:numPr>
+          <w:ilvl w:val="0"/>
+          <w:numId w:val="8"/>
+        </w:numPr>
+        <w:spacing w:after="0"/>
+        <w:ind w:left="360" w:hanging="180"/>
+      </w:pPr>
+      <w:r>
+        <w:t>Linux, Windows, Git, Jira, Confluenc</w:t>
+      </w:r>
+      <w:r>
+        <w:t>e</w:t>
       </w:r>
     </w:p>
     <w:sectPr>
-      <w:headerReference w:type="default" r:id="rId10"/>
+      <w:headerReference w:type="default" r:id="rId8"/>
       <w:pgSz w:w="12240" w:h="15840"/>
       <w:pgMar w:top="1440" w:right="1440" w:bottom="1440" w:left="1440" w:header="0" w:footer="0" w:gutter="0"/>
       <w:cols w:space="720"/>

--- a/docs/Stanevich_resume.docx
+++ b/docs/Stanevich_resume.docx
@@ -1,6 +1,6 @@
 
 <file path=word/document.xml><?xml version="1.0" encoding="utf-8"?>
-<w:document xmlns:wpc="http://schemas.microsoft.com/office/word/2010/wordprocessingCanvas" xmlns:cx="http://schemas.microsoft.com/office/drawing/2014/chartex" xmlns:cx1="http://schemas.microsoft.com/office/drawing/2015/9/8/chartex" xmlns:cx2="http://schemas.microsoft.com/office/drawing/2015/10/21/chartex" xmlns:cx3="http://schemas.microsoft.com/office/drawing/2016/5/9/chartex" xmlns:cx4="http://schemas.microsoft.com/office/drawing/2016/5/10/chartex" xmlns:cx5="http://schemas.microsoft.com/office/drawing/2016/5/11/chartex" xmlns:cx6="http://schemas.microsoft.com/office/drawing/2016/5/12/chartex" xmlns:cx7="http://schemas.microsoft.com/office/drawing/2016/5/13/chartex" xmlns:cx8="http://schemas.microsoft.com/office/drawing/2016/5/14/chartex" xmlns:mc="http://schemas.openxmlformats.org/markup-compatibility/2006" xmlns:aink="http://schemas.microsoft.com/office/drawing/2016/ink" xmlns:am3d="http://schemas.microsoft.com/office/drawing/2017/model3d" xmlns:o="urn:schemas-microsoft-com:office:office" xmlns:oel="http://schemas.microsoft.com/office/2019/extlst" xmlns:r="http://schemas.openxmlformats.org/officeDocument/2006/relationships" xmlns:m="http://schemas.openxmlformats.org/officeDocument/2006/math" xmlns:v="urn:schemas-microsoft-com:vml" xmlns:wp14="http://schemas.microsoft.com/office/word/2010/wordprocessingDrawing" xmlns:wp="http://schemas.openxmlformats.org/drawingml/2006/wordprocessingDrawing" xmlns:w10="urn:schemas-microsoft-com:office:word" xmlns:w="http://schemas.openxmlformats.org/wordprocessingml/2006/main" xmlns:w14="http://schemas.microsoft.com/office/word/2010/wordml" xmlns:w15="http://schemas.microsoft.com/office/word/2012/wordml" xmlns:w16cex="http://schemas.microsoft.com/office/word/2018/wordml/cex" xmlns:w16cid="http://schemas.microsoft.com/office/word/2016/wordml/cid" xmlns:w16="http://schemas.microsoft.com/office/word/2018/wordml" xmlns:w16du="http://schemas.microsoft.com/office/word/2023/wordml/word16du" xmlns:w16sdtdh="http://schemas.microsoft.com/office/word/2020/wordml/sdtdatahash" xmlns:w16sdtfl="http://schemas.microsoft.com/office/word/2024/wordml/sdtformatlock" xmlns:w16se="http://schemas.microsoft.com/office/word/2015/wordml/symex" xmlns:wpg="http://schemas.microsoft.com/office/word/2010/wordprocessingGroup" xmlns:wpi="http://schemas.microsoft.com/office/word/2010/wordprocessingInk" xmlns:wne="http://schemas.microsoft.com/office/word/2006/wordml" xmlns:wps="http://schemas.microsoft.com/office/word/2010/wordprocessingShape" mc:Ignorable="w14 w15 w16se w16cid w16 w16cex w16sdtdh w16sdtfl w16du wp14">
+<w:document xmlns:wpc="http://schemas.microsoft.com/office/word/2010/wordprocessingCanvas" xmlns:cx="http://schemas.microsoft.com/office/drawing/2014/chartex" xmlns:cx1="http://schemas.microsoft.com/office/drawing/2015/9/8/chartex" xmlns:cx2="http://schemas.microsoft.com/office/drawing/2015/10/21/chartex" xmlns:cx3="http://schemas.microsoft.com/office/drawing/2016/5/9/chartex" xmlns:cx4="http://schemas.microsoft.com/office/drawing/2016/5/10/chartex" xmlns:cx5="http://schemas.microsoft.com/office/drawing/2016/5/11/chartex" xmlns:cx6="http://schemas.microsoft.com/office/drawing/2016/5/12/chartex" xmlns:cx7="http://schemas.microsoft.com/office/drawing/2016/5/13/chartex" xmlns:cx8="http://schemas.microsoft.com/office/drawing/2016/5/14/chartex" xmlns:mc="http://schemas.openxmlformats.org/markup-compatibility/2006" xmlns:aink="http://schemas.microsoft.com/office/drawing/2016/ink" xmlns:am3d="http://schemas.microsoft.com/office/drawing/2017/model3d" xmlns:o="urn:schemas-microsoft-com:office:office" xmlns:oel="http://schemas.microsoft.com/office/2019/extlst" xmlns:r="http://schemas.openxmlformats.org/officeDocument/2006/relationships" xmlns:m="http://schemas.openxmlformats.org/officeDocument/2006/math" xmlns:v="urn:schemas-microsoft-com:vml" xmlns:wp14="http://schemas.microsoft.com/office/word/2010/wordprocessingDrawing" xmlns:wp="http://schemas.openxmlformats.org/drawingml/2006/wordprocessingDrawing" xmlns:w10="urn:schemas-microsoft-com:office:word" xmlns:w="http://schemas.openxmlformats.org/wordprocessingml/2006/main" xmlns:w14="http://schemas.microsoft.com/office/word/2010/wordml" xmlns:w15="http://schemas.microsoft.com/office/word/2012/wordml" xmlns:w16cei="http://schemas.microsoft.com/office/word/2026/wordml/cei" xmlns:w16cex="http://schemas.microsoft.com/office/word/2018/wordml/cex" xmlns:w16cid="http://schemas.microsoft.com/office/word/2016/wordml/cid" xmlns:w16="http://schemas.microsoft.com/office/word/2018/wordml" xmlns:w16du="http://schemas.microsoft.com/office/word/2023/wordml/word16du" xmlns:w16sdtdh="http://schemas.microsoft.com/office/word/2020/wordml/sdtdatahash" xmlns:w16sdtfl="http://schemas.microsoft.com/office/word/2024/wordml/sdtformatlock" xmlns:w16se="http://schemas.microsoft.com/office/word/2015/wordml/symex" xmlns:wpg="http://schemas.microsoft.com/office/word/2010/wordprocessingGroup" xmlns:wpi="http://schemas.microsoft.com/office/word/2010/wordprocessingInk" xmlns:wne="http://schemas.microsoft.com/office/word/2006/wordml" xmlns:wps="http://schemas.microsoft.com/office/word/2010/wordprocessingShape" mc:Ignorable="w14 w15 w16se w16cid w16 w16cex w16sdtdh w16sdtfl w16du wp14">
   <w:background w:color="FFFFFF"/>
   <w:body>
     <w:p>
@@ -10,12 +10,25 @@
           <w:tab w:val="right" w:pos="10080"/>
         </w:tabs>
         <w:spacing w:after="0"/>
-      </w:pPr>
-      <w:r>
         <w:rPr>
           <w:b/>
           <w:u w:val="single"/>
         </w:rPr>
+      </w:pPr>
+    </w:p>
+    <w:p>
+      <w:pPr>
+        <w:pStyle w:val="TextBody"/>
+        <w:tabs>
+          <w:tab w:val="right" w:pos="10080"/>
+        </w:tabs>
+        <w:spacing w:after="0"/>
+      </w:pPr>
+      <w:r>
+        <w:rPr>
+          <w:b/>
+          <w:u w:val="single"/>
+        </w:rPr>
         <w:t>SUMMARY</w:t>
       </w:r>
       <w:r>
@@ -32,31 +45,7 @@
         <w:spacing w:after="0"/>
       </w:pPr>
       <w:r>
-        <w:t>Aerospace Engineer with a background in satellite</w:t>
-      </w:r>
-      <w:r>
-        <w:t>s, high energy projects</w:t>
-      </w:r>
-      <w:r>
-        <w:t xml:space="preserve">, </w:t>
-      </w:r>
-      <w:r>
-        <w:t xml:space="preserve">and </w:t>
-      </w:r>
-      <w:r>
-        <w:t xml:space="preserve">systems engineering. Experienced in payload integration, hardware-in-the-loop testing, Python programming, </w:t>
-      </w:r>
-      <w:r>
-        <w:t xml:space="preserve">systems </w:t>
-      </w:r>
-      <w:r>
-        <w:t>modeling</w:t>
-      </w:r>
-      <w:r>
-        <w:t>,</w:t>
-      </w:r>
-      <w:r>
-        <w:t xml:space="preserve"> and simulation. Eager to apply my technical expertise to impactful programs and collaborate with innovative teams. Willing to travel and relocate.</w:t>
+        <w:t>Aerospace engineer with a background in satellites, high-energy projects, and systems engineering. Experienced in payload integration, hardware-in-the-loop testing, radiation analysis, and Python development. Eager to take on impactful programs from inception to completion alongside a driven team. Willing to travel and relocate.</w:t>
       </w:r>
     </w:p>
     <w:p>
@@ -272,6 +261,21 @@
       <w:r>
         <w:t>Led qualification efforts for emerging solar cell technologies, ensuring compliance with industry standards and customer requirements.</w:t>
       </w:r>
+      <w:r>
+        <w:t xml:space="preserve"> Collaborated with development and production teams to </w:t>
+      </w:r>
+      <w:r>
+        <w:t>resolve</w:t>
+      </w:r>
+      <w:r>
+        <w:t xml:space="preserve"> anomalies found while testing. Documented the results</w:t>
+      </w:r>
+      <w:r>
+        <w:t xml:space="preserve"> </w:t>
+      </w:r>
+      <w:r>
+        <w:t>in qualification reports that were sent to customers.</w:t>
+      </w:r>
     </w:p>
     <w:p>
       <w:pPr>
@@ -284,37 +288,19 @@
         <w:ind w:left="360" w:hanging="180"/>
       </w:pPr>
       <w:r>
-        <w:t>Planned and executed testing campaigns, including electrical characterization, irradiation, thermal shock, and humidity exposure</w:t>
-      </w:r>
-      <w:r>
-        <w:t>. C</w:t>
-      </w:r>
-      <w:r>
-        <w:t>onsult</w:t>
-      </w:r>
-      <w:r>
-        <w:t xml:space="preserve">ed </w:t>
-      </w:r>
-      <w:r>
-        <w:t xml:space="preserve">with subject matter experts to ensure </w:t>
-      </w:r>
-      <w:r>
-        <w:t>“</w:t>
-      </w:r>
-      <w:r>
-        <w:t xml:space="preserve">test </w:t>
-      </w:r>
-      <w:r>
-        <w:t>like</w:t>
-      </w:r>
-      <w:r>
-        <w:t xml:space="preserve"> you fly</w:t>
-      </w:r>
-      <w:r>
-        <w:t>”</w:t>
-      </w:r>
-      <w:r>
-        <w:t xml:space="preserve"> principles were followed.</w:t>
+        <w:t xml:space="preserve">Planned and executed testing campaigns, including electrical characterization, irradiation, thermal shock, and humidity exposure. Consulted with subject matter experts </w:t>
+      </w:r>
+      <w:r>
+        <w:t>and</w:t>
+      </w:r>
+      <w:r>
+        <w:t xml:space="preserve"> follow</w:t>
+      </w:r>
+      <w:r>
+        <w:t>ed</w:t>
+      </w:r>
+      <w:r>
+        <w:t xml:space="preserve"> "test like you fly" principles.</w:t>
       </w:r>
     </w:p>
     <w:p>
@@ -328,33 +314,7 @@
         <w:ind w:left="360" w:hanging="180"/>
       </w:pPr>
       <w:r>
-        <w:t xml:space="preserve">Developed schedules and coordinated resources to meet </w:t>
-      </w:r>
-      <w:proofErr w:type="gramStart"/>
-      <w:r>
-        <w:t>program</w:t>
-      </w:r>
-      <w:proofErr w:type="gramEnd"/>
-      <w:r>
-        <w:t xml:space="preserve"> milestones</w:t>
-      </w:r>
-      <w:r>
-        <w:t>.</w:t>
-      </w:r>
-      <w:r>
-        <w:t xml:space="preserve"> </w:t>
-      </w:r>
-      <w:r>
-        <w:t>Collaborated</w:t>
-      </w:r>
-      <w:r>
-        <w:t xml:space="preserve"> with external labs to reduce costs and accelerate timelines while </w:t>
-      </w:r>
-      <w:r>
-        <w:t>maintaining quality</w:t>
-      </w:r>
-      <w:r>
-        <w:t>.</w:t>
+        <w:t>Developed schedules and coordinated resources to meet program milestones, collaborating with external labs to reduce costs and accelerate timelines.</w:t>
       </w:r>
     </w:p>
     <w:p>
@@ -368,16 +328,10 @@
         <w:ind w:left="360" w:hanging="180"/>
       </w:pPr>
       <w:r>
-        <w:t>Produced detailed qualification reports for internal and external stakeholders</w:t>
-      </w:r>
-      <w:r>
-        <w:t xml:space="preserve"> to support</w:t>
-      </w:r>
-      <w:r>
-        <w:t xml:space="preserve"> solar panel </w:t>
-      </w:r>
-      <w:r>
-        <w:t>development, design, and integration.</w:t>
+        <w:t>Established standardized testing guidelines for electrostatic discharge and atomic oxygen effects, enabling consistent evaluation processe</w:t>
+      </w:r>
+      <w:r>
+        <w:t>s.</w:t>
       </w:r>
     </w:p>
     <w:p>
@@ -391,19 +345,99 @@
         <w:ind w:left="360" w:hanging="180"/>
       </w:pPr>
       <w:r>
-        <w:t xml:space="preserve">Established standardized testing guidelines for electrostatic discharge and atomic oxygen effects, enabling consistent evaluation processes and </w:t>
-      </w:r>
-      <w:r>
-        <w:t>aiding</w:t>
-      </w:r>
-      <w:r>
-        <w:t xml:space="preserve"> product </w:t>
-      </w:r>
-      <w:r>
-        <w:t>development</w:t>
+        <w:t>Extended</w:t>
+      </w:r>
+      <w:r>
+        <w:t xml:space="preserve"> Python data analysis and automation tools using AI agents (Claude via </w:t>
+      </w:r>
+      <w:proofErr w:type="spellStart"/>
+      <w:r>
+        <w:t>OpenCode</w:t>
+      </w:r>
+      <w:proofErr w:type="spellEnd"/>
+      <w:r>
+        <w:t>)</w:t>
       </w:r>
       <w:r>
         <w:t>.</w:t>
+      </w:r>
+    </w:p>
+    <w:p>
+      <w:pPr>
+        <w:pStyle w:val="TextBody"/>
+        <w:spacing w:after="0"/>
+      </w:pPr>
+    </w:p>
+    <w:p>
+      <w:pPr>
+        <w:pStyle w:val="TextBody"/>
+        <w:spacing w:after="0"/>
+      </w:pPr>
+    </w:p>
+    <w:p>
+      <w:pPr>
+        <w:pStyle w:val="TextBody"/>
+        <w:tabs>
+          <w:tab w:val="right" w:pos="10080"/>
+        </w:tabs>
+        <w:spacing w:after="0"/>
+        <w:rPr>
+          <w:b/>
+          <w:bCs/>
+        </w:rPr>
+      </w:pPr>
+      <w:r>
+        <w:rPr>
+          <w:b/>
+          <w:bCs/>
+        </w:rPr>
+        <w:t>Amazon (Project Kuiper) – Redmond, WA</w:t>
+      </w:r>
+      <w:r>
+        <w:rPr>
+          <w:b/>
+          <w:bCs/>
+        </w:rPr>
+        <w:tab/>
+        <w:t>2021-</w:t>
+      </w:r>
+      <w:r>
+        <w:rPr>
+          <w:b/>
+          <w:bCs/>
+        </w:rPr>
+        <w:t>2023</w:t>
+      </w:r>
+    </w:p>
+    <w:p>
+      <w:pPr>
+        <w:pStyle w:val="TextBody"/>
+        <w:spacing w:after="0"/>
+        <w:rPr>
+          <w:i/>
+          <w:iCs/>
+        </w:rPr>
+      </w:pPr>
+      <w:r>
+        <w:rPr>
+          <w:i/>
+          <w:iCs/>
+        </w:rPr>
+        <w:t xml:space="preserve">Systems </w:t>
+      </w:r>
+      <w:r>
+        <w:rPr>
+          <w:i/>
+          <w:iCs/>
+        </w:rPr>
+        <w:t xml:space="preserve">and Test </w:t>
+      </w:r>
+      <w:r>
+        <w:rPr>
+          <w:i/>
+          <w:iCs/>
+        </w:rPr>
+        <w:t>Engineer – Satellite Avionics</w:t>
       </w:r>
     </w:p>
     <w:p>
@@ -417,99 +451,7 @@
         <w:ind w:left="360" w:hanging="180"/>
       </w:pPr>
       <w:r>
-        <w:t xml:space="preserve">Utilized </w:t>
-      </w:r>
-      <w:r>
-        <w:t xml:space="preserve">AI agents (Claude via </w:t>
-      </w:r>
-      <w:proofErr w:type="spellStart"/>
-      <w:r>
-        <w:t>OpenCode</w:t>
-      </w:r>
-      <w:proofErr w:type="spellEnd"/>
-      <w:r>
-        <w:t>) to refine and extend Python data analysis and automation systems, accelerating tool enhancement</w:t>
-      </w:r>
-      <w:r>
-        <w:t>.</w:t>
-      </w:r>
-    </w:p>
-    <w:p>
-      <w:pPr>
-        <w:pStyle w:val="TextBody"/>
-        <w:spacing w:after="0"/>
-      </w:pPr>
-    </w:p>
-    <w:p>
-      <w:pPr>
-        <w:pStyle w:val="TextBody"/>
-        <w:spacing w:after="0"/>
-      </w:pPr>
-    </w:p>
-    <w:p>
-      <w:pPr>
-        <w:pStyle w:val="TextBody"/>
-        <w:tabs>
-          <w:tab w:val="right" w:pos="10080"/>
-        </w:tabs>
-        <w:spacing w:after="0"/>
-        <w:rPr>
-          <w:b/>
-          <w:bCs/>
-        </w:rPr>
-      </w:pPr>
-      <w:r>
-        <w:rPr>
-          <w:b/>
-          <w:bCs/>
-        </w:rPr>
-        <w:t>Amazon (Project Kuiper) – Redmond, WA</w:t>
-      </w:r>
-      <w:r>
-        <w:rPr>
-          <w:b/>
-          <w:bCs/>
-        </w:rPr>
-        <w:tab/>
-        <w:t>2021-</w:t>
-      </w:r>
-      <w:r>
-        <w:rPr>
-          <w:b/>
-          <w:bCs/>
-        </w:rPr>
-        <w:t>2023</w:t>
-      </w:r>
-    </w:p>
-    <w:p>
-      <w:pPr>
-        <w:pStyle w:val="TextBody"/>
-        <w:spacing w:after="0"/>
-        <w:rPr>
-          <w:i/>
-          <w:iCs/>
-        </w:rPr>
-      </w:pPr>
-      <w:r>
-        <w:rPr>
-          <w:i/>
-          <w:iCs/>
-        </w:rPr>
-        <w:t xml:space="preserve">Systems </w:t>
-      </w:r>
-      <w:r>
-        <w:rPr>
-          <w:i/>
-          <w:iCs/>
-        </w:rPr>
-        <w:t xml:space="preserve">and Test </w:t>
-      </w:r>
-      <w:r>
-        <w:rPr>
-          <w:i/>
-          <w:iCs/>
-        </w:rPr>
-        <w:t>Engineer – Satellite Avionics</w:t>
+        <w:t>Defined and managed requirements for unit acceptance testing, ensuring alignment with design specifications and flow down into test automation software.</w:t>
       </w:r>
     </w:p>
     <w:p>
@@ -523,19 +465,13 @@
         <w:ind w:left="360" w:hanging="180"/>
       </w:pPr>
       <w:r>
-        <w:t xml:space="preserve">Defined and managed requirements for </w:t>
-      </w:r>
-      <w:r>
-        <w:t>unit</w:t>
-      </w:r>
-      <w:r>
-        <w:t xml:space="preserve"> acceptance testing, ensuring alignment with design specifications and </w:t>
-      </w:r>
-      <w:r>
-        <w:t>flow down</w:t>
-      </w:r>
-      <w:r>
-        <w:t xml:space="preserve"> into test automation software.</w:t>
+        <w:t xml:space="preserve">Led cost reduction initiatives for </w:t>
+      </w:r>
+      <w:r>
+        <w:t>test</w:t>
+      </w:r>
+      <w:r>
+        <w:t xml:space="preserve"> equipment, optimizing across price, commonality, complexity, labor, and lead time to achieve significant savings while maintaining technical performance.</w:t>
       </w:r>
     </w:p>
     <w:p>
@@ -549,13 +485,58 @@
         <w:ind w:left="360" w:hanging="180"/>
       </w:pPr>
       <w:r>
-        <w:t xml:space="preserve">Led cost reduction initiatives </w:t>
-      </w:r>
-      <w:r>
-        <w:t>for test system equipment by optimizing for</w:t>
-      </w:r>
-      <w:r>
-        <w:t xml:space="preserve"> price, commonality, design complexity, labor, and lead times. Achieved significant cost savings while maintaining technical performance.</w:t>
+        <w:t>Coordinated schedules and customer dependencies to track test system bring-up and early production testing.</w:t>
+      </w:r>
+    </w:p>
+    <w:p>
+      <w:pPr>
+        <w:pStyle w:val="TextBody"/>
+        <w:spacing w:after="0"/>
+      </w:pPr>
+    </w:p>
+    <w:p>
+      <w:pPr>
+        <w:pStyle w:val="TextBody"/>
+        <w:spacing w:after="0"/>
+        <w:rPr>
+          <w:i/>
+          <w:iCs/>
+        </w:rPr>
+      </w:pPr>
+      <w:r>
+        <w:rPr>
+          <w:i/>
+          <w:iCs/>
+        </w:rPr>
+        <w:t>Hardware Automation</w:t>
+      </w:r>
+      <w:r>
+        <w:rPr>
+          <w:i/>
+          <w:iCs/>
+        </w:rPr>
+        <w:t xml:space="preserve"> and Test</w:t>
+      </w:r>
+      <w:r>
+        <w:rPr>
+          <w:i/>
+          <w:iCs/>
+        </w:rPr>
+        <w:t xml:space="preserve"> Engineer</w:t>
+      </w:r>
+      <w:r>
+        <w:rPr>
+          <w:i/>
+          <w:iCs/>
+        </w:rPr>
+        <w:t xml:space="preserve"> – Propulsion </w:t>
+      </w:r>
+      <w:r>
+        <w:rPr>
+          <w:i/>
+          <w:iCs/>
+        </w:rPr>
+        <w:t>System</w:t>
       </w:r>
     </w:p>
     <w:p>
@@ -569,64 +550,22 @@
         <w:ind w:left="360" w:hanging="180"/>
       </w:pPr>
       <w:r>
-        <w:t xml:space="preserve">Developed and maintained schedules to track test system bring-up and early production testing. </w:t>
-      </w:r>
-      <w:r>
-        <w:t xml:space="preserve">Coordinated with customers to resolve dependencies and </w:t>
-      </w:r>
-      <w:r>
-        <w:t>track milestones.</w:t>
-      </w:r>
-    </w:p>
-    <w:p>
-      <w:pPr>
-        <w:pStyle w:val="TextBody"/>
-        <w:spacing w:after="0"/>
-      </w:pPr>
-    </w:p>
-    <w:p>
-      <w:pPr>
-        <w:pStyle w:val="TextBody"/>
-        <w:spacing w:after="0"/>
-        <w:rPr>
-          <w:i/>
-          <w:iCs/>
-        </w:rPr>
-      </w:pPr>
-      <w:r>
-        <w:rPr>
-          <w:i/>
-          <w:iCs/>
-        </w:rPr>
-        <w:t>Hardware Automation</w:t>
-      </w:r>
-      <w:r>
-        <w:rPr>
-          <w:i/>
-          <w:iCs/>
-        </w:rPr>
-        <w:t xml:space="preserve"> and Test</w:t>
-      </w:r>
-      <w:r>
-        <w:rPr>
-          <w:i/>
-          <w:iCs/>
-        </w:rPr>
-        <w:t xml:space="preserve"> Engineer</w:t>
-      </w:r>
-      <w:r>
-        <w:rPr>
-          <w:i/>
-          <w:iCs/>
-        </w:rPr>
-        <w:t xml:space="preserve"> – Propulsion </w:t>
-      </w:r>
-      <w:r>
-        <w:rPr>
-          <w:i/>
-          <w:iCs/>
-        </w:rPr>
-        <w:t>System</w:t>
+        <w:t xml:space="preserve">Led environmental and integration testing for the electric thruster unit. Designed, built, and operated test racks to validate flight hardware functionality </w:t>
+      </w:r>
+      <w:r>
+        <w:t>during</w:t>
+      </w:r>
+      <w:r>
+        <w:t xml:space="preserve"> </w:t>
+      </w:r>
+      <w:r>
+        <w:t>spacecraft</w:t>
+      </w:r>
+      <w:r>
+        <w:t xml:space="preserve"> environmental </w:t>
+      </w:r>
+      <w:r>
+        <w:t>exposure tests.</w:t>
       </w:r>
     </w:p>
     <w:p>
@@ -640,46 +579,7 @@
         <w:ind w:left="360" w:hanging="180"/>
       </w:pPr>
       <w:r>
-        <w:t xml:space="preserve">Led environmental </w:t>
-      </w:r>
-      <w:r>
-        <w:t xml:space="preserve">and integration </w:t>
-      </w:r>
-      <w:r>
-        <w:t xml:space="preserve">testing for the electric thruster </w:t>
-      </w:r>
-      <w:r>
-        <w:t>unit</w:t>
-      </w:r>
-      <w:r>
-        <w:t>. D</w:t>
-      </w:r>
-      <w:r>
-        <w:t>esign</w:t>
-      </w:r>
-      <w:r>
-        <w:t>ed</w:t>
-      </w:r>
-      <w:r>
-        <w:t>, buil</w:t>
-      </w:r>
-      <w:r>
-        <w:t>t</w:t>
-      </w:r>
-      <w:r>
-        <w:t>, and operat</w:t>
-      </w:r>
-      <w:r>
-        <w:t xml:space="preserve">ed </w:t>
-      </w:r>
-      <w:r>
-        <w:t>test racks to validate flight hardware functionality</w:t>
-      </w:r>
-      <w:r>
-        <w:t xml:space="preserve"> in a range of simulated spacecraft environmental conditions</w:t>
-      </w:r>
-      <w:r>
-        <w:t>.</w:t>
+        <w:t>Designed hardware-in-the-loop (HIL) emulators to enable rapid development of the thruster system. Emulated endpoints included the anode, cathode, torque rods, valves, and heaters.</w:t>
       </w:r>
     </w:p>
     <w:p>
@@ -693,46 +593,88 @@
         <w:ind w:left="360" w:hanging="180"/>
       </w:pPr>
       <w:r>
-        <w:t xml:space="preserve">Designed hardware-in-the-loop (HIL) emulators to </w:t>
-      </w:r>
-      <w:r>
-        <w:t xml:space="preserve">enable rapid </w:t>
-      </w:r>
-      <w:r>
-        <w:t>development</w:t>
-      </w:r>
-      <w:r>
-        <w:t xml:space="preserve"> of</w:t>
-      </w:r>
-      <w:r>
-        <w:t xml:space="preserve"> </w:t>
-      </w:r>
-      <w:r>
-        <w:t>the thruster</w:t>
-      </w:r>
-      <w:r>
-        <w:t xml:space="preserve"> </w:t>
-      </w:r>
-      <w:r>
-        <w:t>system</w:t>
-      </w:r>
-      <w:r>
-        <w:t>.</w:t>
-      </w:r>
-      <w:r>
-        <w:t xml:space="preserve"> Emulated endpoints included the anode, cathode,</w:t>
-      </w:r>
-      <w:r>
-        <w:t xml:space="preserve"> torque rods, valves, </w:t>
-      </w:r>
-      <w:r>
-        <w:t xml:space="preserve">and </w:t>
-      </w:r>
-      <w:r>
-        <w:t>heaters</w:t>
-      </w:r>
-      <w:r>
-        <w:t>.</w:t>
+        <w:t>Built a Python test framework that ran multi-day tests without human intervention, handling data recording, pass/fail analysis, and reporting. Developed custom</w:t>
+      </w:r>
+      <w:r>
+        <w:t xml:space="preserve"> python</w:t>
+      </w:r>
+      <w:r>
+        <w:t xml:space="preserve"> drivers to interface with the test rack instruments.</w:t>
+      </w:r>
+    </w:p>
+    <w:p>
+      <w:pPr>
+        <w:pStyle w:val="TextBody"/>
+        <w:spacing w:after="0"/>
+      </w:pPr>
+    </w:p>
+    <w:p>
+      <w:pPr>
+        <w:pStyle w:val="TextBody"/>
+        <w:spacing w:after="0"/>
+      </w:pPr>
+    </w:p>
+    <w:p>
+      <w:pPr>
+        <w:pStyle w:val="TextBody"/>
+        <w:spacing w:after="0"/>
+      </w:pPr>
+    </w:p>
+    <w:p>
+      <w:pPr>
+        <w:pStyle w:val="TextBody"/>
+        <w:tabs>
+          <w:tab w:val="right" w:pos="10080"/>
+        </w:tabs>
+        <w:spacing w:after="0"/>
+        <w:rPr>
+          <w:b/>
+        </w:rPr>
+      </w:pPr>
+      <w:r>
+        <w:rPr>
+          <w:b/>
+          <w:iCs/>
+        </w:rPr>
+        <w:t>Sandia National Laboratories</w:t>
+      </w:r>
+      <w:r>
+        <w:rPr>
+          <w:b/>
+          <w:iCs/>
+        </w:rPr>
+        <w:t xml:space="preserve"> – Albuquerque, NM</w:t>
+      </w:r>
+      <w:r>
+        <w:rPr>
+          <w:b/>
+        </w:rPr>
+        <w:tab/>
+        <w:t>2020-2021</w:t>
+      </w:r>
+    </w:p>
+    <w:p>
+      <w:pPr>
+        <w:pStyle w:val="TextBody"/>
+        <w:spacing w:after="0"/>
+        <w:rPr>
+          <w:i/>
+          <w:iCs/>
+        </w:rPr>
+      </w:pPr>
+      <w:r>
+        <w:rPr>
+          <w:i/>
+          <w:iCs/>
+        </w:rPr>
+        <w:t>Guidance, Navigation, and Control Engineer</w:t>
+      </w:r>
+      <w:r>
+        <w:rPr>
+          <w:i/>
+          <w:iCs/>
+        </w:rPr>
+        <w:t xml:space="preserve"> – Hypersonic Missile</w:t>
       </w:r>
     </w:p>
     <w:p>
@@ -746,25 +688,7 @@
         <w:ind w:left="360" w:hanging="180"/>
       </w:pPr>
       <w:r>
-        <w:t xml:space="preserve">Built an automated test framework in </w:t>
-      </w:r>
-      <w:r>
-        <w:t>P</w:t>
-      </w:r>
-      <w:r>
-        <w:t xml:space="preserve">ython to handle data recording, pass/fail analysis, and report generation. </w:t>
-      </w:r>
-      <w:r>
-        <w:t>The code could run</w:t>
-      </w:r>
-      <w:r>
-        <w:t xml:space="preserve"> multi-day tests without errors</w:t>
-      </w:r>
-      <w:r>
-        <w:t xml:space="preserve"> or </w:t>
-      </w:r>
-      <w:r>
-        <w:t>human intervention.</w:t>
+        <w:t>Implemented novel guidance laws in the CUDA C++ hypersonic missile simulator, utilizing Monte Carlo analysis to evaluate GNC performance.</w:t>
       </w:r>
     </w:p>
     <w:p>
@@ -778,71 +702,10 @@
         <w:ind w:left="360" w:hanging="180"/>
       </w:pPr>
       <w:r>
-        <w:t xml:space="preserve">Developed </w:t>
-      </w:r>
-      <w:r>
-        <w:t>P</w:t>
-      </w:r>
-      <w:r>
-        <w:t>ython equipment drivers to interface with test rack hardware, including power supplies, electronic loads, relays, thermal chambers, DMMs, and SMUs.</w:t>
-      </w:r>
-    </w:p>
-    <w:p>
-      <w:pPr>
-        <w:pStyle w:val="TextBody"/>
-        <w:tabs>
-          <w:tab w:val="right" w:pos="10080"/>
-        </w:tabs>
-        <w:spacing w:after="0"/>
-        <w:rPr>
-          <w:b/>
-        </w:rPr>
-      </w:pPr>
-      <w:r>
-        <w:rPr>
-          <w:b/>
-          <w:iCs/>
-        </w:rPr>
-        <w:lastRenderedPageBreak/>
-        <w:t>Sandia National Laboratories</w:t>
-      </w:r>
-      <w:r>
-        <w:rPr>
-          <w:b/>
-          <w:iCs/>
-        </w:rPr>
-        <w:t xml:space="preserve"> – Albuquerque, NM</w:t>
-      </w:r>
-      <w:r>
-        <w:rPr>
-          <w:b/>
-        </w:rPr>
-        <w:tab/>
-        <w:t>2020-2021</w:t>
-      </w:r>
-    </w:p>
-    <w:p>
-      <w:pPr>
-        <w:pStyle w:val="TextBody"/>
-        <w:spacing w:after="0"/>
-        <w:rPr>
-          <w:i/>
-          <w:iCs/>
-        </w:rPr>
-      </w:pPr>
-      <w:r>
-        <w:rPr>
-          <w:i/>
-          <w:iCs/>
-        </w:rPr>
-        <w:t>Guidance, Navigation, and Control Engineer</w:t>
-      </w:r>
-      <w:r>
-        <w:rPr>
-          <w:i/>
-          <w:iCs/>
-        </w:rPr>
-        <w:t xml:space="preserve"> – Hypersonic Missile</w:t>
+        <w:t>Developed a digital twin for the hypersonic missile avionics, modeling components and sensors in Simulink. Modularized components to enable rapid hardware-in-the-loop te</w:t>
+      </w:r>
+      <w:r>
+        <w:t>sting.</w:t>
       </w:r>
     </w:p>
     <w:p>
@@ -856,28 +719,81 @@
         <w:ind w:left="360" w:hanging="180"/>
       </w:pPr>
       <w:r>
-        <w:t xml:space="preserve">Implemented </w:t>
-      </w:r>
-      <w:r>
-        <w:t xml:space="preserve">novel </w:t>
-      </w:r>
-      <w:r>
-        <w:t>guidance laws in the CUDA C++ hypersonic missile simulator</w:t>
-      </w:r>
-      <w:r>
-        <w:t xml:space="preserve">, utilizing </w:t>
-      </w:r>
-      <w:r>
-        <w:t xml:space="preserve">Monte Carlo </w:t>
-      </w:r>
-      <w:r>
-        <w:t>analysis to e</w:t>
-      </w:r>
-      <w:r>
-        <w:t xml:space="preserve">valuate GNC </w:t>
-      </w:r>
-      <w:r>
-        <w:t>performance.</w:t>
+        <w:t>Led fin and actuator sub-assembly testing, from test</w:t>
+      </w:r>
+      <w:r>
+        <w:t xml:space="preserve"> </w:t>
+      </w:r>
+      <w:r>
+        <w:t>plan development through results analysis, and established the safety procedures governing the test setup.</w:t>
+      </w:r>
+    </w:p>
+    <w:p>
+      <w:pPr>
+        <w:pStyle w:val="TextBody"/>
+        <w:spacing w:after="0"/>
+      </w:pPr>
+    </w:p>
+    <w:p>
+      <w:pPr>
+        <w:pStyle w:val="TextBody"/>
+        <w:spacing w:after="0"/>
+      </w:pPr>
+    </w:p>
+    <w:p>
+      <w:pPr>
+        <w:pStyle w:val="TextBody"/>
+        <w:tabs>
+          <w:tab w:val="right" w:pos="10080"/>
+        </w:tabs>
+        <w:spacing w:after="0"/>
+        <w:rPr>
+          <w:b/>
+        </w:rPr>
+      </w:pPr>
+      <w:r>
+        <w:rPr>
+          <w:b/>
+          <w:iCs/>
+        </w:rPr>
+        <w:t>General Atomics</w:t>
+      </w:r>
+      <w:r>
+        <w:rPr>
+          <w:b/>
+          <w:iCs/>
+        </w:rPr>
+        <w:tab/>
+      </w:r>
+      <w:r>
+        <w:rPr>
+          <w:b/>
+        </w:rPr>
+        <w:t>2018-2020</w:t>
+      </w:r>
+    </w:p>
+    <w:p>
+      <w:pPr>
+        <w:pStyle w:val="TextBody"/>
+        <w:spacing w:after="0"/>
+        <w:rPr>
+          <w:i/>
+          <w:iCs/>
+        </w:rPr>
+      </w:pPr>
+      <w:r>
+        <w:rPr>
+          <w:i/>
+          <w:iCs/>
+        </w:rPr>
+        <w:t>Railgun</w:t>
+      </w:r>
+      <w:r>
+        <w:rPr>
+          <w:i/>
+          <w:iCs/>
+        </w:rPr>
+        <w:t xml:space="preserve"> Development Engineer</w:t>
       </w:r>
     </w:p>
     <w:p>
@@ -891,13 +807,7 @@
         <w:ind w:left="360" w:hanging="180"/>
       </w:pPr>
       <w:r>
-        <w:t xml:space="preserve">Developed a digital twin for </w:t>
-      </w:r>
-      <w:r>
-        <w:t xml:space="preserve">the </w:t>
-      </w:r>
-      <w:r>
-        <w:t>hypersonic missile avionics, modeling components and sensors in Simulink. Modularized components to enable rapid hardware-in-the-loop testing and provide a debugging platform for avionics software.</w:t>
+        <w:t>Analyzed in-bore projectile telemetry to refine railgun physics models, including a mechanism for contact-metal phase transition.</w:t>
       </w:r>
     </w:p>
     <w:p>
@@ -911,84 +821,7 @@
         <w:ind w:left="360" w:hanging="180"/>
       </w:pPr>
       <w:r>
-        <w:t>Led testing of fin and actuator sub-assemblies, including writing test plans, operating equipment, analyzing results</w:t>
-      </w:r>
-      <w:r>
-        <w:t>, and implementing</w:t>
-      </w:r>
-      <w:r>
-        <w:t xml:space="preserve"> safety procedures</w:t>
-      </w:r>
-      <w:r>
-        <w:t>.</w:t>
-      </w:r>
-    </w:p>
-    <w:p>
-      <w:pPr>
-        <w:pStyle w:val="TextBody"/>
-        <w:spacing w:after="0"/>
-      </w:pPr>
-    </w:p>
-    <w:p>
-      <w:pPr>
-        <w:pStyle w:val="TextBody"/>
-        <w:spacing w:after="0"/>
-      </w:pPr>
-    </w:p>
-    <w:p>
-      <w:pPr>
-        <w:pStyle w:val="TextBody"/>
-        <w:tabs>
-          <w:tab w:val="right" w:pos="10080"/>
-        </w:tabs>
-        <w:spacing w:after="0"/>
-        <w:rPr>
-          <w:b/>
-        </w:rPr>
-      </w:pPr>
-      <w:r>
-        <w:rPr>
-          <w:b/>
-          <w:iCs/>
-        </w:rPr>
-        <w:t>General Atomics</w:t>
-      </w:r>
-      <w:r>
-        <w:rPr>
-          <w:b/>
-          <w:iCs/>
-        </w:rPr>
-        <w:tab/>
-      </w:r>
-      <w:r>
-        <w:rPr>
-          <w:b/>
-        </w:rPr>
-        <w:t>2018-2020</w:t>
-      </w:r>
-    </w:p>
-    <w:p>
-      <w:pPr>
-        <w:pStyle w:val="TextBody"/>
-        <w:spacing w:after="0"/>
-        <w:rPr>
-          <w:i/>
-          <w:iCs/>
-        </w:rPr>
-      </w:pPr>
-      <w:r>
-        <w:rPr>
-          <w:i/>
-          <w:iCs/>
-        </w:rPr>
-        <w:t>Railgun</w:t>
-      </w:r>
-      <w:r>
-        <w:rPr>
-          <w:i/>
-          <w:iCs/>
-        </w:rPr>
-        <w:t xml:space="preserve"> Development Engineer</w:t>
+        <w:t>Created a bore scanner using a laser sheet and camera to generate 3D cross-sections of the barrel, characterizing wear over time and cleaning effectiveness.</w:t>
       </w:r>
     </w:p>
     <w:p>
@@ -1002,19 +835,15 @@
         <w:ind w:left="360" w:hanging="180"/>
       </w:pPr>
       <w:r>
-        <w:t>Collected and analyzed in-bore</w:t>
-      </w:r>
-      <w:r>
-        <w:t xml:space="preserve"> </w:t>
-      </w:r>
-      <w:r>
-        <w:t xml:space="preserve">railgun projectile </w:t>
-      </w:r>
-      <w:r>
-        <w:t>telemetry data</w:t>
-      </w:r>
-      <w:r>
-        <w:t xml:space="preserve"> to improve railgun physics models, including a mechanism for contact metal phase transition.</w:t>
+        <w:t xml:space="preserve">Designed a projectile tracking system using stereo vision and high-speed IR cameras, achieving radar-like accuracy. Repurposed the system for shrapnel tracking during </w:t>
+      </w:r>
+      <w:proofErr w:type="gramStart"/>
+      <w:r>
+        <w:t>dispense</w:t>
+      </w:r>
+      <w:proofErr w:type="gramEnd"/>
+      <w:r>
+        <w:t xml:space="preserve"> testing, eliminating manual witness-card analysis.</w:t>
       </w:r>
     </w:p>
     <w:p>
@@ -1028,10 +857,7 @@
         <w:ind w:left="360" w:hanging="180"/>
       </w:pPr>
       <w:r>
-        <w:t>Created a railgun bore scanner, leveraging a laser sheet and camera to generate 3D cross-sectional representations of the bore</w:t>
-      </w:r>
-      <w:r>
-        <w:t>, highlighting wear over time and cleaning effectiveness.</w:t>
+        <w:t>Automated the detection and tracking of imperfections during wound-barrel composite manufacturing, improving quality control and enabling continuous production.</w:t>
       </w:r>
     </w:p>
     <w:p>
@@ -1045,37 +871,30 @@
         <w:ind w:left="360" w:hanging="180"/>
       </w:pPr>
       <w:r>
-        <w:t xml:space="preserve">Designed a </w:t>
-      </w:r>
-      <w:r>
-        <w:t>projectile</w:t>
-      </w:r>
-      <w:r>
-        <w:t xml:space="preserve"> tracking system using stereo vision and high-speed IR cameras, achieving radar-</w:t>
-      </w:r>
-      <w:r>
-        <w:t>like</w:t>
-      </w:r>
-      <w:r>
-        <w:t xml:space="preserve"> accuracy. </w:t>
-      </w:r>
-      <w:r>
-        <w:t>Repurposed this system for</w:t>
-      </w:r>
-      <w:r>
-        <w:t xml:space="preserve"> shrapnel</w:t>
-      </w:r>
-      <w:r>
-        <w:t xml:space="preserve"> tracking</w:t>
-      </w:r>
-      <w:r>
-        <w:t xml:space="preserve"> during </w:t>
-      </w:r>
-      <w:r>
-        <w:t>dispense</w:t>
-      </w:r>
-      <w:r>
-        <w:t xml:space="preserve"> testing, eliminating manual witness card analysis.</w:t>
+        <w:t>Calibrated a radar tracking system using RTK-GPS UAVs, enabling it to guide a simple, GPS-less projectile to its target in flight.</w:t>
+      </w:r>
+    </w:p>
+    <w:p>
+      <w:pPr>
+        <w:pStyle w:val="TextBody"/>
+        <w:spacing w:after="0"/>
+      </w:pPr>
+    </w:p>
+    <w:p>
+      <w:pPr>
+        <w:pStyle w:val="TextBody"/>
+        <w:spacing w:after="0"/>
+        <w:rPr>
+          <w:i/>
+          <w:iCs/>
+        </w:rPr>
+      </w:pPr>
+      <w:r>
+        <w:rPr>
+          <w:i/>
+          <w:iCs/>
+        </w:rPr>
+        <w:t>Aerospace Engineer – Proposal Development</w:t>
       </w:r>
     </w:p>
     <w:p>
@@ -1089,25 +908,19 @@
         <w:ind w:left="360" w:hanging="180"/>
       </w:pPr>
       <w:r>
-        <w:t xml:space="preserve">Automated the identification and tracking of imperfections </w:t>
-      </w:r>
-      <w:r>
-        <w:t>during</w:t>
+        <w:t>Formulated advanced control methods (PID, PTOC, and SMC) for the Next Generation Interceptor</w:t>
+      </w:r>
+      <w:r>
+        <w:t>,</w:t>
       </w:r>
       <w:r>
         <w:t xml:space="preserve"> </w:t>
       </w:r>
       <w:r>
-        <w:t xml:space="preserve">wound-barrel </w:t>
-      </w:r>
-      <w:r>
-        <w:t xml:space="preserve">composite manufacturing, improving quality control and </w:t>
-      </w:r>
-      <w:r>
-        <w:t>enabling continuous manufacturing</w:t>
-      </w:r>
-      <w:r>
-        <w:t>.</w:t>
+        <w:t>evaluating</w:t>
+      </w:r>
+      <w:r>
+        <w:t xml:space="preserve"> performance using a MATLAB-based simulator.</w:t>
       </w:r>
     </w:p>
     <w:p>
@@ -1121,57 +934,25 @@
         <w:ind w:left="360" w:hanging="180"/>
       </w:pPr>
       <w:r>
-        <w:t xml:space="preserve">Conducted radar performance </w:t>
-      </w:r>
-      <w:r>
-        <w:t xml:space="preserve">tuning </w:t>
-      </w:r>
-      <w:r>
-        <w:t>using UAV</w:t>
-      </w:r>
-      <w:r>
-        <w:t xml:space="preserve">s equipped with </w:t>
-      </w:r>
-      <w:r>
-        <w:t>RTK GPS</w:t>
-      </w:r>
-      <w:r>
-        <w:t xml:space="preserve">. </w:t>
-      </w:r>
-      <w:r>
-        <w:t>Enabled</w:t>
-      </w:r>
-      <w:r>
-        <w:t xml:space="preserve"> radar </w:t>
-      </w:r>
-      <w:r>
-        <w:t>to</w:t>
-      </w:r>
-      <w:r>
-        <w:t xml:space="preserve"> transmit real-time location data to the railgun projectile.</w:t>
-      </w:r>
-    </w:p>
-    <w:p>
-      <w:pPr>
-        <w:pStyle w:val="TextBody"/>
-        <w:spacing w:after="0"/>
-      </w:pPr>
-    </w:p>
-    <w:p>
-      <w:pPr>
-        <w:pStyle w:val="TextBody"/>
-        <w:spacing w:after="0"/>
-        <w:rPr>
-          <w:i/>
-          <w:iCs/>
-        </w:rPr>
-      </w:pPr>
-      <w:r>
-        <w:rPr>
-          <w:i/>
-          <w:iCs/>
-        </w:rPr>
-        <w:t>Aerospace Engineer – Proposal Development</w:t>
+        <w:t xml:space="preserve">Developed a thermal fluid simulator for a </w:t>
+      </w:r>
+      <w:r>
+        <w:t xml:space="preserve">high-power laser </w:t>
+      </w:r>
+      <w:r>
+        <w:t>thermal management system</w:t>
+      </w:r>
+      <w:r>
+        <w:t xml:space="preserve">, </w:t>
+      </w:r>
+      <w:r>
+        <w:t xml:space="preserve">analyzing different layouts, fluids, and heat exchangers to maximize </w:t>
+      </w:r>
+      <w:r>
+        <w:t xml:space="preserve">cooling </w:t>
+      </w:r>
+      <w:r>
+        <w:t>runtime.</w:t>
       </w:r>
     </w:p>
     <w:p>
@@ -1185,74 +966,25 @@
         <w:ind w:left="360" w:hanging="180"/>
       </w:pPr>
       <w:r>
-        <w:t>Formulated advanced control methods (PID, PTOC, and SMC) for the Next Generation Interceptor, comparing performance using a MATLAB-based simulator.</w:t>
-      </w:r>
-    </w:p>
-    <w:p>
-      <w:pPr>
-        <w:pStyle w:val="TextBody"/>
-        <w:numPr>
-          <w:ilvl w:val="0"/>
-          <w:numId w:val="9"/>
-        </w:numPr>
-        <w:spacing w:after="0"/>
-        <w:ind w:left="360" w:hanging="180"/>
-      </w:pPr>
-      <w:r>
-        <w:t xml:space="preserve">Developed a thermal fluid simulator for a thermal management system in a high-powered laser, analyzing </w:t>
-      </w:r>
-      <w:r>
-        <w:t>different</w:t>
-      </w:r>
-      <w:r>
-        <w:t xml:space="preserve"> layouts, fluids, and heat exchangers to maximize runtime.</w:t>
-      </w:r>
-    </w:p>
-    <w:p>
-      <w:pPr>
-        <w:pStyle w:val="TextBody"/>
-        <w:numPr>
-          <w:ilvl w:val="0"/>
-          <w:numId w:val="9"/>
-        </w:numPr>
-        <w:spacing w:after="0"/>
-        <w:ind w:left="360" w:hanging="180"/>
-      </w:pPr>
-      <w:r>
-        <w:t xml:space="preserve">Evaluated </w:t>
-      </w:r>
-      <w:r>
-        <w:t>underwater buoyancy glider</w:t>
-      </w:r>
-      <w:r>
-        <w:t xml:space="preserve"> submarine</w:t>
-      </w:r>
-      <w:r>
-        <w:t xml:space="preserve"> designs</w:t>
-      </w:r>
-      <w:r>
-        <w:t xml:space="preserve"> using CFD</w:t>
-      </w:r>
-      <w:r>
-        <w:t>, utilizing s</w:t>
-      </w:r>
-      <w:r>
-        <w:t>cale model testing</w:t>
-      </w:r>
-      <w:r>
-        <w:t xml:space="preserve"> to validate the</w:t>
-      </w:r>
-      <w:r>
-        <w:t xml:space="preserve"> </w:t>
-      </w:r>
-      <w:r>
-        <w:t>simulations.</w:t>
-      </w:r>
-      <w:r>
-        <w:t xml:space="preserve"> </w:t>
-      </w:r>
-      <w:r>
-        <w:t>Results were used to define the set of mission profiles.</w:t>
+        <w:t>Evaluated underwater buoyancy glider submarine designs using CFD</w:t>
+      </w:r>
+      <w:r>
+        <w:t xml:space="preserve"> and </w:t>
+      </w:r>
+      <w:r>
+        <w:t>scale model</w:t>
+      </w:r>
+      <w:r>
+        <w:t>s testing</w:t>
+      </w:r>
+      <w:r>
+        <w:t>. Results were used to define the set of</w:t>
+      </w:r>
+      <w:r>
+        <w:t xml:space="preserve"> possible</w:t>
+      </w:r>
+      <w:r>
+        <w:t xml:space="preserve"> mission profiles.</w:t>
       </w:r>
     </w:p>
     <w:p>
@@ -1340,65 +1072,7 @@
         <w:ind w:left="360" w:hanging="180"/>
       </w:pPr>
       <w:r>
-        <w:t xml:space="preserve">Teaching assistant </w:t>
-      </w:r>
-      <w:r>
-        <w:t xml:space="preserve">for the </w:t>
-      </w:r>
-      <w:r>
-        <w:t xml:space="preserve">spacecraft </w:t>
-      </w:r>
-      <w:r>
-        <w:t>electric propulsion class</w:t>
-      </w:r>
-      <w:r>
-        <w:t xml:space="preserve">. </w:t>
-      </w:r>
-      <w:r>
-        <w:t>Topics</w:t>
-      </w:r>
-      <w:r>
-        <w:t xml:space="preserve"> cover</w:t>
-      </w:r>
-      <w:r>
-        <w:t>ed</w:t>
-      </w:r>
-      <w:r>
-        <w:t xml:space="preserve"> </w:t>
-      </w:r>
-      <w:r>
-        <w:t xml:space="preserve">included </w:t>
-      </w:r>
-      <w:r>
-        <w:t>plasma physics</w:t>
-      </w:r>
-      <w:r>
-        <w:t xml:space="preserve">, </w:t>
-      </w:r>
-      <w:r>
-        <w:t xml:space="preserve">Hall, gridded ion, </w:t>
-      </w:r>
-      <w:r>
-        <w:t xml:space="preserve">pulsed plasma, MPD, </w:t>
-      </w:r>
-      <w:proofErr w:type="spellStart"/>
-      <w:r>
-        <w:t>arcjet</w:t>
-      </w:r>
-      <w:proofErr w:type="spellEnd"/>
-      <w:r>
-        <w:t xml:space="preserve">, and </w:t>
-      </w:r>
-      <w:proofErr w:type="spellStart"/>
-      <w:r>
-        <w:t>resistojet</w:t>
-      </w:r>
-      <w:proofErr w:type="spellEnd"/>
-      <w:r>
-        <w:t xml:space="preserve"> thrusters</w:t>
-      </w:r>
-      <w:r>
-        <w:t>.</w:t>
+        <w:t>Teaching assistant for the graduate spacecraft electric propulsion course, covering plasma physics and electric propulsion.</w:t>
       </w:r>
     </w:p>
     <w:p>
@@ -1412,52 +1086,7 @@
         <w:ind w:left="360" w:hanging="180"/>
       </w:pPr>
       <w:r>
-        <w:t>Research assistant in the</w:t>
-      </w:r>
-      <w:r>
-        <w:t xml:space="preserve"> </w:t>
-      </w:r>
-      <w:r>
-        <w:t xml:space="preserve">Helicon Injected Inertial Plasma Electrostatic Rocket (HIIPER) </w:t>
-      </w:r>
-      <w:r>
-        <w:t>electric propulsion lab</w:t>
-      </w:r>
-      <w:r>
-        <w:t xml:space="preserve">. </w:t>
-      </w:r>
-      <w:r>
-        <w:t>O</w:t>
-      </w:r>
-      <w:r>
-        <w:t>perate</w:t>
-      </w:r>
-      <w:r>
-        <w:t>d</w:t>
-      </w:r>
-      <w:r>
-        <w:t xml:space="preserve"> the thruster, </w:t>
-      </w:r>
-      <w:r>
-        <w:t>rebuil</w:t>
-      </w:r>
-      <w:r>
-        <w:t>t</w:t>
-      </w:r>
-      <w:r>
-        <w:t xml:space="preserve"> the helicon, </w:t>
-      </w:r>
-      <w:r>
-        <w:t xml:space="preserve">and </w:t>
-      </w:r>
-      <w:r>
-        <w:t>design</w:t>
-      </w:r>
-      <w:r>
-        <w:t xml:space="preserve">ed </w:t>
-      </w:r>
-      <w:r>
-        <w:t>a micronewton thrust stand.</w:t>
+        <w:t>Research assistant in the Helicon Injected Inertial Plasma Electrostatic Rocket (HIIPER) electric propulsion lab. Operated the thruster, rebuilt the helicon, and designed a micronewton thrust stand.</w:t>
       </w:r>
     </w:p>
     <w:p>
@@ -1471,47 +1100,14 @@
         <w:ind w:left="360" w:hanging="180"/>
       </w:pPr>
       <w:r>
-        <w:t>Research</w:t>
-      </w:r>
-      <w:r>
-        <w:t xml:space="preserve"> assistant in the </w:t>
-      </w:r>
-      <w:r>
-        <w:t>Center for Plasma-Material Interactions</w:t>
-      </w:r>
-      <w:r>
-        <w:t xml:space="preserve"> </w:t>
-      </w:r>
-      <w:r>
-        <w:t>Fusion</w:t>
-      </w:r>
-      <w:r>
-        <w:t xml:space="preserve"> </w:t>
-      </w:r>
-      <w:r>
-        <w:t>lab.</w:t>
-      </w:r>
-      <w:r>
-        <w:t xml:space="preserve"> </w:t>
-      </w:r>
-      <w:r>
-        <w:t>W</w:t>
-      </w:r>
-      <w:r>
-        <w:t xml:space="preserve">orked </w:t>
-      </w:r>
-      <w:r>
-        <w:t xml:space="preserve">on the </w:t>
-      </w:r>
-      <w:r>
-        <w:t>tokamak and theta-pinch</w:t>
-      </w:r>
-      <w:r>
-        <w:t xml:space="preserve"> devices and tin-lithium material study</w:t>
-      </w:r>
-      <w:r>
-        <w:t>.</w:t>
-      </w:r>
+        <w:t>Research assistant in the Center for Plasma-Material Interactions, working on tokamak and theta-pinch devices and a tin-lithium material study.</w:t>
+      </w:r>
+    </w:p>
+    <w:p>
+      <w:pPr>
+        <w:pStyle w:val="TextBody"/>
+        <w:spacing w:after="0"/>
+      </w:pPr>
     </w:p>
     <w:p>
       <w:pPr>
@@ -1542,7 +1138,6 @@
           <w:bCs/>
           <w:u w:val="single"/>
         </w:rPr>
-        <w:lastRenderedPageBreak/>
         <w:t>EDUCATION</w:t>
       </w:r>
       <w:r>
@@ -1649,21 +1244,7 @@
         <w:rPr>
           <w:bCs/>
         </w:rPr>
-        <w:t xml:space="preserve">Focused </w:t>
-      </w:r>
-      <w:proofErr w:type="gramStart"/>
-      <w:r>
-        <w:rPr>
-          <w:bCs/>
-        </w:rPr>
-        <w:t>on:</w:t>
-      </w:r>
-      <w:proofErr w:type="gramEnd"/>
-      <w:r>
-        <w:rPr>
-          <w:bCs/>
-        </w:rPr>
-        <w:t xml:space="preserve"> e</w:t>
+        <w:t>e</w:t>
       </w:r>
       <w:r>
         <w:rPr>
@@ -1774,21 +1355,7 @@
         <w:rPr>
           <w:bCs/>
         </w:rPr>
-        <w:t xml:space="preserve">Focused </w:t>
-      </w:r>
-      <w:proofErr w:type="gramStart"/>
-      <w:r>
-        <w:rPr>
-          <w:bCs/>
-        </w:rPr>
-        <w:t>on:</w:t>
-      </w:r>
-      <w:proofErr w:type="gramEnd"/>
-      <w:r>
-        <w:rPr>
-          <w:bCs/>
-        </w:rPr>
-        <w:t xml:space="preserve"> c</w:t>
+        <w:t>c</w:t>
       </w:r>
       <w:r>
         <w:rPr>
@@ -1894,19 +1461,7 @@
         <w:ind w:left="360" w:hanging="180"/>
       </w:pPr>
       <w:r>
-        <w:t>Systems Engineering</w:t>
-      </w:r>
-      <w:r>
-        <w:t xml:space="preserve">, </w:t>
-      </w:r>
-      <w:r>
-        <w:t>Program Management</w:t>
-      </w:r>
-      <w:r>
-        <w:t xml:space="preserve">, </w:t>
-      </w:r>
-      <w:r>
-        <w:t>Payload Integration</w:t>
+        <w:t>Systems Engineering, Program Management, Payload Integration</w:t>
       </w:r>
     </w:p>
     <w:p>
@@ -1948,7 +1503,7 @@
         <w:ind w:left="360" w:hanging="180"/>
       </w:pPr>
       <w:r>
-        <w:t>Technical Documentation and Reporting</w:t>
+        <w:t>Space Environment Effects (ESD, Atomic Oxygen, UV)</w:t>
       </w:r>
     </w:p>
     <w:p>
@@ -1962,7 +1517,7 @@
         <w:ind w:left="360" w:hanging="180"/>
       </w:pPr>
       <w:r>
-        <w:t>Python, C++, MATLAB, Simulink, SolidWorks</w:t>
+        <w:t>Radiation Modeling and Semiconductor Degradation</w:t>
       </w:r>
     </w:p>
     <w:p>
@@ -1975,13 +1530,8 @@
         <w:spacing w:after="0"/>
         <w:ind w:left="360" w:hanging="180"/>
       </w:pPr>
-      <w:proofErr w:type="spellStart"/>
-      <w:r>
-        <w:t>OpenCode</w:t>
-      </w:r>
-      <w:proofErr w:type="spellEnd"/>
-      <w:r>
-        <w:t>, AI Agents, Claude Code</w:t>
+      <w:r>
+        <w:t>Test Automation and Data Analysis</w:t>
       </w:r>
     </w:p>
     <w:p>
@@ -1995,14 +1545,26 @@
         <w:ind w:left="360" w:hanging="180"/>
       </w:pPr>
       <w:r>
-        <w:t>Linux, Windows, Git, Jira, Confluenc</w:t>
-      </w:r>
-      <w:r>
-        <w:t>e</w:t>
+        <w:t>Python, C++, MATLAB, Simulink, SolidWorks, AI Agents</w:t>
+      </w:r>
+    </w:p>
+    <w:p>
+      <w:pPr>
+        <w:pStyle w:val="TextBody"/>
+        <w:numPr>
+          <w:ilvl w:val="0"/>
+          <w:numId w:val="8"/>
+        </w:numPr>
+        <w:spacing w:after="0"/>
+        <w:ind w:left="360" w:hanging="180"/>
+      </w:pPr>
+      <w:r>
+        <w:t>Linux, Windows, Git, Jira, Confluence</w:t>
       </w:r>
     </w:p>
     <w:sectPr>
       <w:headerReference w:type="default" r:id="rId8"/>
+      <w:footerReference w:type="default" r:id="rId9"/>
       <w:pgSz w:w="12240" w:h="15840"/>
       <w:pgMar w:top="1440" w:right="1440" w:bottom="1440" w:left="1440" w:header="0" w:footer="0" w:gutter="0"/>
       <w:cols w:space="720"/>
@@ -2014,7 +1576,7 @@
 </file>
 
 <file path=word/endnotes.xml><?xml version="1.0" encoding="utf-8"?>
-<w:endnotes xmlns:wpc="http://schemas.microsoft.com/office/word/2010/wordprocessingCanvas" xmlns:cx="http://schemas.microsoft.com/office/drawing/2014/chartex" xmlns:cx1="http://schemas.microsoft.com/office/drawing/2015/9/8/chartex" xmlns:cx2="http://schemas.microsoft.com/office/drawing/2015/10/21/chartex" xmlns:cx3="http://schemas.microsoft.com/office/drawing/2016/5/9/chartex" xmlns:cx4="http://schemas.microsoft.com/office/drawing/2016/5/10/chartex" xmlns:cx5="http://schemas.microsoft.com/office/drawing/2016/5/11/chartex" xmlns:cx6="http://schemas.microsoft.com/office/drawing/2016/5/12/chartex" xmlns:cx7="http://schemas.microsoft.com/office/drawing/2016/5/13/chartex" xmlns:cx8="http://schemas.microsoft.com/office/drawing/2016/5/14/chartex" xmlns:mc="http://schemas.openxmlformats.org/markup-compatibility/2006" xmlns:aink="http://schemas.microsoft.com/office/drawing/2016/ink" xmlns:am3d="http://schemas.microsoft.com/office/drawing/2017/model3d" xmlns:o="urn:schemas-microsoft-com:office:office" xmlns:oel="http://schemas.microsoft.com/office/2019/extlst" xmlns:r="http://schemas.openxmlformats.org/officeDocument/2006/relationships" xmlns:m="http://schemas.openxmlformats.org/officeDocument/2006/math" xmlns:v="urn:schemas-microsoft-com:vml" xmlns:wp14="http://schemas.microsoft.com/office/word/2010/wordprocessingDrawing" xmlns:wp="http://schemas.openxmlformats.org/drawingml/2006/wordprocessingDrawing" xmlns:w10="urn:schemas-microsoft-com:office:word" xmlns:w="http://schemas.openxmlformats.org/wordprocessingml/2006/main" xmlns:w14="http://schemas.microsoft.com/office/word/2010/wordml" xmlns:w15="http://schemas.microsoft.com/office/word/2012/wordml" xmlns:w16cex="http://schemas.microsoft.com/office/word/2018/wordml/cex" xmlns:w16cid="http://schemas.microsoft.com/office/word/2016/wordml/cid" xmlns:w16="http://schemas.microsoft.com/office/word/2018/wordml" xmlns:w16du="http://schemas.microsoft.com/office/word/2023/wordml/word16du" xmlns:w16sdtdh="http://schemas.microsoft.com/office/word/2020/wordml/sdtdatahash" xmlns:w16sdtfl="http://schemas.microsoft.com/office/word/2024/wordml/sdtformatlock" xmlns:w16se="http://schemas.microsoft.com/office/word/2015/wordml/symex" xmlns:wpg="http://schemas.microsoft.com/office/word/2010/wordprocessingGroup" xmlns:wpi="http://schemas.microsoft.com/office/word/2010/wordprocessingInk" xmlns:wne="http://schemas.microsoft.com/office/word/2006/wordml" xmlns:wps="http://schemas.microsoft.com/office/word/2010/wordprocessingShape" mc:Ignorable="w14 w15 w16se w16cid w16 w16cex w16sdtdh w16sdtfl w16du wp14">
+<w:endnotes xmlns:wpc="http://schemas.microsoft.com/office/word/2010/wordprocessingCanvas" xmlns:cx="http://schemas.microsoft.com/office/drawing/2014/chartex" xmlns:cx1="http://schemas.microsoft.com/office/drawing/2015/9/8/chartex" xmlns:cx2="http://schemas.microsoft.com/office/drawing/2015/10/21/chartex" xmlns:cx3="http://schemas.microsoft.com/office/drawing/2016/5/9/chartex" xmlns:cx4="http://schemas.microsoft.com/office/drawing/2016/5/10/chartex" xmlns:cx5="http://schemas.microsoft.com/office/drawing/2016/5/11/chartex" xmlns:cx6="http://schemas.microsoft.com/office/drawing/2016/5/12/chartex" xmlns:cx7="http://schemas.microsoft.com/office/drawing/2016/5/13/chartex" xmlns:cx8="http://schemas.microsoft.com/office/drawing/2016/5/14/chartex" xmlns:mc="http://schemas.openxmlformats.org/markup-compatibility/2006" xmlns:aink="http://schemas.microsoft.com/office/drawing/2016/ink" xmlns:am3d="http://schemas.microsoft.com/office/drawing/2017/model3d" xmlns:o="urn:schemas-microsoft-com:office:office" xmlns:oel="http://schemas.microsoft.com/office/2019/extlst" xmlns:r="http://schemas.openxmlformats.org/officeDocument/2006/relationships" xmlns:m="http://schemas.openxmlformats.org/officeDocument/2006/math" xmlns:v="urn:schemas-microsoft-com:vml" xmlns:wp14="http://schemas.microsoft.com/office/word/2010/wordprocessingDrawing" xmlns:wp="http://schemas.openxmlformats.org/drawingml/2006/wordprocessingDrawing" xmlns:w10="urn:schemas-microsoft-com:office:word" xmlns:w="http://schemas.openxmlformats.org/wordprocessingml/2006/main" xmlns:w14="http://schemas.microsoft.com/office/word/2010/wordml" xmlns:w15="http://schemas.microsoft.com/office/word/2012/wordml" xmlns:w16cei="http://schemas.microsoft.com/office/word/2026/wordml/cei" xmlns:w16cex="http://schemas.microsoft.com/office/word/2018/wordml/cex" xmlns:w16cid="http://schemas.microsoft.com/office/word/2016/wordml/cid" xmlns:w16="http://schemas.microsoft.com/office/word/2018/wordml" xmlns:w16du="http://schemas.microsoft.com/office/word/2023/wordml/word16du" xmlns:w16sdtdh="http://schemas.microsoft.com/office/word/2020/wordml/sdtdatahash" xmlns:w16sdtfl="http://schemas.microsoft.com/office/word/2024/wordml/sdtformatlock" xmlns:w16se="http://schemas.microsoft.com/office/word/2015/wordml/symex" xmlns:wpg="http://schemas.microsoft.com/office/word/2010/wordprocessingGroup" xmlns:wpi="http://schemas.microsoft.com/office/word/2010/wordprocessingInk" xmlns:wne="http://schemas.microsoft.com/office/word/2006/wordml" xmlns:wps="http://schemas.microsoft.com/office/word/2010/wordprocessingShape" mc:Ignorable="w14 w15 w16se w16cid w16 w16cex w16sdtdh w16sdtfl w16du wp14">
   <w:endnote w:type="separator" w:id="-1">
     <w:p>
       <w:r>
@@ -2032,8 +1594,76 @@
 </w:endnotes>
 </file>
 
+<file path=word/footer1.xml><?xml version="1.0" encoding="utf-8"?>
+<w:ftr xmlns:wpc="http://schemas.microsoft.com/office/word/2010/wordprocessingCanvas" xmlns:cx="http://schemas.microsoft.com/office/drawing/2014/chartex" xmlns:cx1="http://schemas.microsoft.com/office/drawing/2015/9/8/chartex" xmlns:cx2="http://schemas.microsoft.com/office/drawing/2015/10/21/chartex" xmlns:cx3="http://schemas.microsoft.com/office/drawing/2016/5/9/chartex" xmlns:cx4="http://schemas.microsoft.com/office/drawing/2016/5/10/chartex" xmlns:cx5="http://schemas.microsoft.com/office/drawing/2016/5/11/chartex" xmlns:cx6="http://schemas.microsoft.com/office/drawing/2016/5/12/chartex" xmlns:cx7="http://schemas.microsoft.com/office/drawing/2016/5/13/chartex" xmlns:cx8="http://schemas.microsoft.com/office/drawing/2016/5/14/chartex" xmlns:mc="http://schemas.openxmlformats.org/markup-compatibility/2006" xmlns:aink="http://schemas.microsoft.com/office/drawing/2016/ink" xmlns:am3d="http://schemas.microsoft.com/office/drawing/2017/model3d" xmlns:o="urn:schemas-microsoft-com:office:office" xmlns:oel="http://schemas.microsoft.com/office/2019/extlst" xmlns:r="http://schemas.openxmlformats.org/officeDocument/2006/relationships" xmlns:m="http://schemas.openxmlformats.org/officeDocument/2006/math" xmlns:v="urn:schemas-microsoft-com:vml" xmlns:wp14="http://schemas.microsoft.com/office/word/2010/wordprocessingDrawing" xmlns:wp="http://schemas.openxmlformats.org/drawingml/2006/wordprocessingDrawing" xmlns:w10="urn:schemas-microsoft-com:office:word" xmlns:w="http://schemas.openxmlformats.org/wordprocessingml/2006/main" xmlns:w14="http://schemas.microsoft.com/office/word/2010/wordml" xmlns:w15="http://schemas.microsoft.com/office/word/2012/wordml" xmlns:w16cei="http://schemas.microsoft.com/office/word/2026/wordml/cei" xmlns:w16cex="http://schemas.microsoft.com/office/word/2018/wordml/cex" xmlns:w16cid="http://schemas.microsoft.com/office/word/2016/wordml/cid" xmlns:w16="http://schemas.microsoft.com/office/word/2018/wordml" xmlns:w16du="http://schemas.microsoft.com/office/word/2023/wordml/word16du" xmlns:w16sdtdh="http://schemas.microsoft.com/office/word/2020/wordml/sdtdatahash" xmlns:w16sdtfl="http://schemas.microsoft.com/office/word/2024/wordml/sdtformatlock" xmlns:w16se="http://schemas.microsoft.com/office/word/2015/wordml/symex" xmlns:wpg="http://schemas.microsoft.com/office/word/2010/wordprocessingGroup" xmlns:wpi="http://schemas.microsoft.com/office/word/2010/wordprocessingInk" xmlns:wne="http://schemas.microsoft.com/office/word/2006/wordml" xmlns:wps="http://schemas.microsoft.com/office/word/2010/wordprocessingShape" mc:Ignorable="w14 w15 w16se w16cid w16 w16cex w16sdtdh w16sdtfl w16du wp14">
+  <w:sdt>
+    <w:sdtPr>
+      <w:id w:val="-1732835202"/>
+      <w:docPartObj>
+        <w:docPartGallery w:val="Page Numbers (Bottom of Page)"/>
+        <w:docPartUnique/>
+      </w:docPartObj>
+    </w:sdtPr>
+    <w:sdtEndPr>
+      <w:rPr>
+        <w:noProof/>
+      </w:rPr>
+    </w:sdtEndPr>
+    <w:sdtContent>
+      <w:p>
+        <w:pPr>
+          <w:pStyle w:val="Footer"/>
+          <w:jc w:val="right"/>
+          <w:rPr>
+            <w:noProof/>
+          </w:rPr>
+        </w:pPr>
+        <w:r>
+          <w:fldChar w:fldCharType="begin"/>
+        </w:r>
+        <w:r>
+          <w:instrText xml:space="preserve"> PAGE   \* MERGEFORMAT </w:instrText>
+        </w:r>
+        <w:r>
+          <w:fldChar w:fldCharType="separate"/>
+        </w:r>
+        <w:r>
+          <w:rPr>
+            <w:noProof/>
+          </w:rPr>
+          <w:t>2</w:t>
+        </w:r>
+        <w:r>
+          <w:rPr>
+            <w:noProof/>
+          </w:rPr>
+          <w:fldChar w:fldCharType="end"/>
+        </w:r>
+      </w:p>
+      <w:p>
+        <w:pPr>
+          <w:pStyle w:val="Footer"/>
+          <w:jc w:val="right"/>
+        </w:pPr>
+      </w:p>
+      <w:p>
+        <w:pPr>
+          <w:pStyle w:val="Footer"/>
+          <w:jc w:val="right"/>
+        </w:pPr>
+      </w:p>
+    </w:sdtContent>
+  </w:sdt>
+  <w:p>
+    <w:pPr>
+      <w:pStyle w:val="Footer"/>
+    </w:pPr>
+  </w:p>
+</w:ftr>
+</file>
+
 <file path=word/footnotes.xml><?xml version="1.0" encoding="utf-8"?>
-<w:footnotes xmlns:wpc="http://schemas.microsoft.com/office/word/2010/wordprocessingCanvas" xmlns:cx="http://schemas.microsoft.com/office/drawing/2014/chartex" xmlns:cx1="http://schemas.microsoft.com/office/drawing/2015/9/8/chartex" xmlns:cx2="http://schemas.microsoft.com/office/drawing/2015/10/21/chartex" xmlns:cx3="http://schemas.microsoft.com/office/drawing/2016/5/9/chartex" xmlns:cx4="http://schemas.microsoft.com/office/drawing/2016/5/10/chartex" xmlns:cx5="http://schemas.microsoft.com/office/drawing/2016/5/11/chartex" xmlns:cx6="http://schemas.microsoft.com/office/drawing/2016/5/12/chartex" xmlns:cx7="http://schemas.microsoft.com/office/drawing/2016/5/13/chartex" xmlns:cx8="http://schemas.microsoft.com/office/drawing/2016/5/14/chartex" xmlns:mc="http://schemas.openxmlformats.org/markup-compatibility/2006" xmlns:aink="http://schemas.microsoft.com/office/drawing/2016/ink" xmlns:am3d="http://schemas.microsoft.com/office/drawing/2017/model3d" xmlns:o="urn:schemas-microsoft-com:office:office" xmlns:oel="http://schemas.microsoft.com/office/2019/extlst" xmlns:r="http://schemas.openxmlformats.org/officeDocument/2006/relationships" xmlns:m="http://schemas.openxmlformats.org/officeDocument/2006/math" xmlns:v="urn:schemas-microsoft-com:vml" xmlns:wp14="http://schemas.microsoft.com/office/word/2010/wordprocessingDrawing" xmlns:wp="http://schemas.openxmlformats.org/drawingml/2006/wordprocessingDrawing" xmlns:w10="urn:schemas-microsoft-com:office:word" xmlns:w="http://schemas.openxmlformats.org/wordprocessingml/2006/main" xmlns:w14="http://schemas.microsoft.com/office/word/2010/wordml" xmlns:w15="http://schemas.microsoft.com/office/word/2012/wordml" xmlns:w16cex="http://schemas.microsoft.com/office/word/2018/wordml/cex" xmlns:w16cid="http://schemas.microsoft.com/office/word/2016/wordml/cid" xmlns:w16="http://schemas.microsoft.com/office/word/2018/wordml" xmlns:w16du="http://schemas.microsoft.com/office/word/2023/wordml/word16du" xmlns:w16sdtdh="http://schemas.microsoft.com/office/word/2020/wordml/sdtdatahash" xmlns:w16sdtfl="http://schemas.microsoft.com/office/word/2024/wordml/sdtformatlock" xmlns:w16se="http://schemas.microsoft.com/office/word/2015/wordml/symex" xmlns:wpg="http://schemas.microsoft.com/office/word/2010/wordprocessingGroup" xmlns:wpi="http://schemas.microsoft.com/office/word/2010/wordprocessingInk" xmlns:wne="http://schemas.microsoft.com/office/word/2006/wordml" xmlns:wps="http://schemas.microsoft.com/office/word/2010/wordprocessingShape" mc:Ignorable="w14 w15 w16se w16cid w16 w16cex w16sdtdh w16sdtfl w16du wp14">
+<w:footnotes xmlns:wpc="http://schemas.microsoft.com/office/word/2010/wordprocessingCanvas" xmlns:cx="http://schemas.microsoft.com/office/drawing/2014/chartex" xmlns:cx1="http://schemas.microsoft.com/office/drawing/2015/9/8/chartex" xmlns:cx2="http://schemas.microsoft.com/office/drawing/2015/10/21/chartex" xmlns:cx3="http://schemas.microsoft.com/office/drawing/2016/5/9/chartex" xmlns:cx4="http://schemas.microsoft.com/office/drawing/2016/5/10/chartex" xmlns:cx5="http://schemas.microsoft.com/office/drawing/2016/5/11/chartex" xmlns:cx6="http://schemas.microsoft.com/office/drawing/2016/5/12/chartex" xmlns:cx7="http://schemas.microsoft.com/office/drawing/2016/5/13/chartex" xmlns:cx8="http://schemas.microsoft.com/office/drawing/2016/5/14/chartex" xmlns:mc="http://schemas.openxmlformats.org/markup-compatibility/2006" xmlns:aink="http://schemas.microsoft.com/office/drawing/2016/ink" xmlns:am3d="http://schemas.microsoft.com/office/drawing/2017/model3d" xmlns:o="urn:schemas-microsoft-com:office:office" xmlns:oel="http://schemas.microsoft.com/office/2019/extlst" xmlns:r="http://schemas.openxmlformats.org/officeDocument/2006/relationships" xmlns:m="http://schemas.openxmlformats.org/officeDocument/2006/math" xmlns:v="urn:schemas-microsoft-com:vml" xmlns:wp14="http://schemas.microsoft.com/office/word/2010/wordprocessingDrawing" xmlns:wp="http://schemas.openxmlformats.org/drawingml/2006/wordprocessingDrawing" xmlns:w10="urn:schemas-microsoft-com:office:word" xmlns:w="http://schemas.openxmlformats.org/wordprocessingml/2006/main" xmlns:w14="http://schemas.microsoft.com/office/word/2010/wordml" xmlns:w15="http://schemas.microsoft.com/office/word/2012/wordml" xmlns:w16cei="http://schemas.microsoft.com/office/word/2026/wordml/cei" xmlns:w16cex="http://schemas.microsoft.com/office/word/2018/wordml/cex" xmlns:w16cid="http://schemas.microsoft.com/office/word/2016/wordml/cid" xmlns:w16="http://schemas.microsoft.com/office/word/2018/wordml" xmlns:w16du="http://schemas.microsoft.com/office/word/2023/wordml/word16du" xmlns:w16sdtdh="http://schemas.microsoft.com/office/word/2020/wordml/sdtdatahash" xmlns:w16sdtfl="http://schemas.microsoft.com/office/word/2024/wordml/sdtformatlock" xmlns:w16se="http://schemas.microsoft.com/office/word/2015/wordml/symex" xmlns:wpg="http://schemas.microsoft.com/office/word/2010/wordprocessingGroup" xmlns:wpi="http://schemas.microsoft.com/office/word/2010/wordprocessingInk" xmlns:wne="http://schemas.microsoft.com/office/word/2006/wordml" xmlns:wps="http://schemas.microsoft.com/office/word/2010/wordprocessingShape" mc:Ignorable="w14 w15 w16se w16cid w16 w16cex w16sdtdh w16sdtfl w16du wp14">
   <w:footnote w:type="separator" w:id="-1">
     <w:p>
       <w:r>
@@ -2052,7 +1682,7 @@
 </file>
 
 <file path=word/header1.xml><?xml version="1.0" encoding="utf-8"?>
-<w:hdr xmlns:wpc="http://schemas.microsoft.com/office/word/2010/wordprocessingCanvas" xmlns:cx="http://schemas.microsoft.com/office/drawing/2014/chartex" xmlns:cx1="http://schemas.microsoft.com/office/drawing/2015/9/8/chartex" xmlns:cx2="http://schemas.microsoft.com/office/drawing/2015/10/21/chartex" xmlns:cx3="http://schemas.microsoft.com/office/drawing/2016/5/9/chartex" xmlns:cx4="http://schemas.microsoft.com/office/drawing/2016/5/10/chartex" xmlns:cx5="http://schemas.microsoft.com/office/drawing/2016/5/11/chartex" xmlns:cx6="http://schemas.microsoft.com/office/drawing/2016/5/12/chartex" xmlns:cx7="http://schemas.microsoft.com/office/drawing/2016/5/13/chartex" xmlns:cx8="http://schemas.microsoft.com/office/drawing/2016/5/14/chartex" xmlns:mc="http://schemas.openxmlformats.org/markup-compatibility/2006" xmlns:aink="http://schemas.microsoft.com/office/drawing/2016/ink" xmlns:am3d="http://schemas.microsoft.com/office/drawing/2017/model3d" xmlns:o="urn:schemas-microsoft-com:office:office" xmlns:oel="http://schemas.microsoft.com/office/2019/extlst" xmlns:r="http://schemas.openxmlformats.org/officeDocument/2006/relationships" xmlns:m="http://schemas.openxmlformats.org/officeDocument/2006/math" xmlns:v="urn:schemas-microsoft-com:vml" xmlns:wp14="http://schemas.microsoft.com/office/word/2010/wordprocessingDrawing" xmlns:wp="http://schemas.openxmlformats.org/drawingml/2006/wordprocessingDrawing" xmlns:w10="urn:schemas-microsoft-com:office:word" xmlns:w="http://schemas.openxmlformats.org/wordprocessingml/2006/main" xmlns:w14="http://schemas.microsoft.com/office/word/2010/wordml" xmlns:w15="http://schemas.microsoft.com/office/word/2012/wordml" xmlns:w16cex="http://schemas.microsoft.com/office/word/2018/wordml/cex" xmlns:w16cid="http://schemas.microsoft.com/office/word/2016/wordml/cid" xmlns:w16="http://schemas.microsoft.com/office/word/2018/wordml" xmlns:w16du="http://schemas.microsoft.com/office/word/2023/wordml/word16du" xmlns:w16sdtdh="http://schemas.microsoft.com/office/word/2020/wordml/sdtdatahash" xmlns:w16sdtfl="http://schemas.microsoft.com/office/word/2024/wordml/sdtformatlock" xmlns:w16se="http://schemas.microsoft.com/office/word/2015/wordml/symex" xmlns:wpg="http://schemas.microsoft.com/office/word/2010/wordprocessingGroup" xmlns:wpi="http://schemas.microsoft.com/office/word/2010/wordprocessingInk" xmlns:wne="http://schemas.microsoft.com/office/word/2006/wordml" xmlns:wps="http://schemas.microsoft.com/office/word/2010/wordprocessingShape" mc:Ignorable="w14 w15 w16se w16cid w16 w16cex w16sdtdh w16sdtfl w16du wp14">
+<w:hdr xmlns:wpc="http://schemas.microsoft.com/office/word/2010/wordprocessingCanvas" xmlns:cx="http://schemas.microsoft.com/office/drawing/2014/chartex" xmlns:cx1="http://schemas.microsoft.com/office/drawing/2015/9/8/chartex" xmlns:cx2="http://schemas.microsoft.com/office/drawing/2015/10/21/chartex" xmlns:cx3="http://schemas.microsoft.com/office/drawing/2016/5/9/chartex" xmlns:cx4="http://schemas.microsoft.com/office/drawing/2016/5/10/chartex" xmlns:cx5="http://schemas.microsoft.com/office/drawing/2016/5/11/chartex" xmlns:cx6="http://schemas.microsoft.com/office/drawing/2016/5/12/chartex" xmlns:cx7="http://schemas.microsoft.com/office/drawing/2016/5/13/chartex" xmlns:cx8="http://schemas.microsoft.com/office/drawing/2016/5/14/chartex" xmlns:mc="http://schemas.openxmlformats.org/markup-compatibility/2006" xmlns:aink="http://schemas.microsoft.com/office/drawing/2016/ink" xmlns:am3d="http://schemas.microsoft.com/office/drawing/2017/model3d" xmlns:o="urn:schemas-microsoft-com:office:office" xmlns:oel="http://schemas.microsoft.com/office/2019/extlst" xmlns:r="http://schemas.openxmlformats.org/officeDocument/2006/relationships" xmlns:m="http://schemas.openxmlformats.org/officeDocument/2006/math" xmlns:v="urn:schemas-microsoft-com:vml" xmlns:wp14="http://schemas.microsoft.com/office/word/2010/wordprocessingDrawing" xmlns:wp="http://schemas.openxmlformats.org/drawingml/2006/wordprocessingDrawing" xmlns:w10="urn:schemas-microsoft-com:office:word" xmlns:w="http://schemas.openxmlformats.org/wordprocessingml/2006/main" xmlns:w14="http://schemas.microsoft.com/office/word/2010/wordml" xmlns:w15="http://schemas.microsoft.com/office/word/2012/wordml" xmlns:w16cei="http://schemas.microsoft.com/office/word/2026/wordml/cei" xmlns:w16cex="http://schemas.microsoft.com/office/word/2018/wordml/cex" xmlns:w16cid="http://schemas.microsoft.com/office/word/2016/wordml/cid" xmlns:w16="http://schemas.microsoft.com/office/word/2018/wordml" xmlns:w16du="http://schemas.microsoft.com/office/word/2023/wordml/word16du" xmlns:w16sdtdh="http://schemas.microsoft.com/office/word/2020/wordml/sdtdatahash" xmlns:w16sdtfl="http://schemas.microsoft.com/office/word/2024/wordml/sdtformatlock" xmlns:w16se="http://schemas.microsoft.com/office/word/2015/wordml/symex" xmlns:wpg="http://schemas.microsoft.com/office/word/2010/wordprocessingGroup" xmlns:wpi="http://schemas.microsoft.com/office/word/2010/wordprocessingInk" xmlns:wne="http://schemas.microsoft.com/office/word/2006/wordml" xmlns:wps="http://schemas.microsoft.com/office/word/2010/wordprocessingShape" mc:Ignorable="w14 w15 w16se w16cid w16 w16cex w16sdtdh w16sdtfl w16du wp14">
   <w:p>
     <w:pPr>
       <w:pStyle w:val="Header"/>
@@ -2131,7 +1761,19 @@
       <w:rPr>
         <w:szCs w:val="24"/>
       </w:rPr>
-      <w:t>kylestanevich@gmail.com</w:t>
+      <w:t>kylestanevich</w:t>
+    </w:r>
+    <w:r>
+      <w:rPr>
+        <w:szCs w:val="24"/>
+      </w:rPr>
+      <w:t>@</w:t>
+    </w:r>
+    <w:r>
+      <w:rPr>
+        <w:szCs w:val="24"/>
+      </w:rPr>
+      <w:t>gmail.com</w:t>
     </w:r>
     <w:r>
       <w:rPr>
@@ -2171,7 +1813,7 @@
 </file>
 
 <file path=word/numbering.xml><?xml version="1.0" encoding="utf-8"?>
-<w:numbering xmlns:wpc="http://schemas.microsoft.com/office/word/2010/wordprocessingCanvas" xmlns:cx="http://schemas.microsoft.com/office/drawing/2014/chartex" xmlns:cx1="http://schemas.microsoft.com/office/drawing/2015/9/8/chartex" xmlns:cx2="http://schemas.microsoft.com/office/drawing/2015/10/21/chartex" xmlns:cx3="http://schemas.microsoft.com/office/drawing/2016/5/9/chartex" xmlns:cx4="http://schemas.microsoft.com/office/drawing/2016/5/10/chartex" xmlns:cx5="http://schemas.microsoft.com/office/drawing/2016/5/11/chartex" xmlns:cx6="http://schemas.microsoft.com/office/drawing/2016/5/12/chartex" xmlns:cx7="http://schemas.microsoft.com/office/drawing/2016/5/13/chartex" xmlns:cx8="http://schemas.microsoft.com/office/drawing/2016/5/14/chartex" xmlns:mc="http://schemas.openxmlformats.org/markup-compatibility/2006" xmlns:aink="http://schemas.microsoft.com/office/drawing/2016/ink" xmlns:am3d="http://schemas.microsoft.com/office/drawing/2017/model3d" xmlns:o="urn:schemas-microsoft-com:office:office" xmlns:oel="http://schemas.microsoft.com/office/2019/extlst" xmlns:r="http://schemas.openxmlformats.org/officeDocument/2006/relationships" xmlns:m="http://schemas.openxmlformats.org/officeDocument/2006/math" xmlns:v="urn:schemas-microsoft-com:vml" xmlns:wp14="http://schemas.microsoft.com/office/word/2010/wordprocessingDrawing" xmlns:wp="http://schemas.openxmlformats.org/drawingml/2006/wordprocessingDrawing" xmlns:w10="urn:schemas-microsoft-com:office:word" xmlns:w="http://schemas.openxmlformats.org/wordprocessingml/2006/main" xmlns:w14="http://schemas.microsoft.com/office/word/2010/wordml" xmlns:w15="http://schemas.microsoft.com/office/word/2012/wordml" xmlns:w16cex="http://schemas.microsoft.com/office/word/2018/wordml/cex" xmlns:w16cid="http://schemas.microsoft.com/office/word/2016/wordml/cid" xmlns:w16="http://schemas.microsoft.com/office/word/2018/wordml" xmlns:w16du="http://schemas.microsoft.com/office/word/2023/wordml/word16du" xmlns:w16sdtdh="http://schemas.microsoft.com/office/word/2020/wordml/sdtdatahash" xmlns:w16sdtfl="http://schemas.microsoft.com/office/word/2024/wordml/sdtformatlock" xmlns:w16se="http://schemas.microsoft.com/office/word/2015/wordml/symex" xmlns:wpg="http://schemas.microsoft.com/office/word/2010/wordprocessingGroup" xmlns:wpi="http://schemas.microsoft.com/office/word/2010/wordprocessingInk" xmlns:wne="http://schemas.microsoft.com/office/word/2006/wordml" xmlns:wps="http://schemas.microsoft.com/office/word/2010/wordprocessingShape" mc:Ignorable="w14 w15 w16se w16cid w16 w16cex w16sdtdh w16sdtfl w16du wp14">
+<w:numbering xmlns:wpc="http://schemas.microsoft.com/office/word/2010/wordprocessingCanvas" xmlns:cx="http://schemas.microsoft.com/office/drawing/2014/chartex" xmlns:cx1="http://schemas.microsoft.com/office/drawing/2015/9/8/chartex" xmlns:cx2="http://schemas.microsoft.com/office/drawing/2015/10/21/chartex" xmlns:cx3="http://schemas.microsoft.com/office/drawing/2016/5/9/chartex" xmlns:cx4="http://schemas.microsoft.com/office/drawing/2016/5/10/chartex" xmlns:cx5="http://schemas.microsoft.com/office/drawing/2016/5/11/chartex" xmlns:cx6="http://schemas.microsoft.com/office/drawing/2016/5/12/chartex" xmlns:cx7="http://schemas.microsoft.com/office/drawing/2016/5/13/chartex" xmlns:cx8="http://schemas.microsoft.com/office/drawing/2016/5/14/chartex" xmlns:mc="http://schemas.openxmlformats.org/markup-compatibility/2006" xmlns:aink="http://schemas.microsoft.com/office/drawing/2016/ink" xmlns:am3d="http://schemas.microsoft.com/office/drawing/2017/model3d" xmlns:o="urn:schemas-microsoft-com:office:office" xmlns:oel="http://schemas.microsoft.com/office/2019/extlst" xmlns:r="http://schemas.openxmlformats.org/officeDocument/2006/relationships" xmlns:m="http://schemas.openxmlformats.org/officeDocument/2006/math" xmlns:v="urn:schemas-microsoft-com:vml" xmlns:wp14="http://schemas.microsoft.com/office/word/2010/wordprocessingDrawing" xmlns:wp="http://schemas.openxmlformats.org/drawingml/2006/wordprocessingDrawing" xmlns:w10="urn:schemas-microsoft-com:office:word" xmlns:w="http://schemas.openxmlformats.org/wordprocessingml/2006/main" xmlns:w14="http://schemas.microsoft.com/office/word/2010/wordml" xmlns:w15="http://schemas.microsoft.com/office/word/2012/wordml" xmlns:w16cei="http://schemas.microsoft.com/office/word/2026/wordml/cei" xmlns:w16cex="http://schemas.microsoft.com/office/word/2018/wordml/cex" xmlns:w16cid="http://schemas.microsoft.com/office/word/2016/wordml/cid" xmlns:w16="http://schemas.microsoft.com/office/word/2018/wordml" xmlns:w16du="http://schemas.microsoft.com/office/word/2023/wordml/word16du" xmlns:w16sdtdh="http://schemas.microsoft.com/office/word/2020/wordml/sdtdatahash" xmlns:w16sdtfl="http://schemas.microsoft.com/office/word/2024/wordml/sdtformatlock" xmlns:w16se="http://schemas.microsoft.com/office/word/2015/wordml/symex" xmlns:wpg="http://schemas.microsoft.com/office/word/2010/wordprocessingGroup" xmlns:wpi="http://schemas.microsoft.com/office/word/2010/wordprocessingInk" xmlns:wne="http://schemas.microsoft.com/office/word/2006/wordml" xmlns:wps="http://schemas.microsoft.com/office/word/2010/wordprocessingShape" mc:Ignorable="w14 w15 w16se w16cid w16 w16cex w16sdtdh w16sdtfl w16du wp14">
   <w:abstractNum w:abstractNumId="0" w15:restartNumberingAfterBreak="0">
     <w:nsid w:val="0E3F4862"/>
     <w:multiLevelType w:val="multilevel"/>
